--- a/reports/r0019.docx
+++ b/reports/r0019.docx
@@ -45,7 +45,7 @@
           <w:color w:val="000000"/>
           <w:sz w:val="21"/>
         </w:rPr>
-        <w:t>■ 兴安盟经济总量列内蒙古自治区第十位，人均GDP约6.23万元、人均经济实力在省内相对靠后，经济增速由5.60%回落至4.50%、有所放缓；固定资产投资最新增速2.50%，经济运行总体平稳。【待补充：兴安盟的行政与战略定位、支柱产业及龙头企业（数据库未覆盖，需人工补充）】</w:t>
+        <w:t>■ 兴安盟作为内蒙古自治区下辖的民族自治地区，经济总量列内蒙古自治区第十位，人均GDP约6.23万元、人均经济实力在省内相对靠后，经济增速由5.60%回落至4.50%、有所放缓；固定资产投资最新增速2.50%，经济运行总体平稳。</w:t>
       </w:r>
     </w:p>
     <w:p>
@@ -75,7 +75,7 @@
           <w:color w:val="000000"/>
           <w:sz w:val="21"/>
         </w:rPr>
-        <w:t>产业结构方面，2025年兴安盟三次产业结构为34.9:23.2:41.9。【待补充：支柱产业、主要龙头企业、对外贸易等定性描述（数据库未覆盖）】</w:t>
+        <w:t>产业结构方面，2025年兴安盟三次产业结构为34.9:23.2:41.9，第三产业占主导、服务业是经济主体，农业基础较好。</w:t>
       </w:r>
     </w:p>
     <w:p>

--- a/reports/r0019.docx
+++ b/reports/r0019.docx
@@ -15,7 +15,7 @@
           <w:color w:val="000000"/>
           <w:sz w:val="28"/>
         </w:rPr>
-        <w:t>兴安盟信用评级报告(区域部分)</w:t>
+        <w:t>无锡市信用评级报告(区域部分)</w:t>
       </w:r>
     </w:p>
     <w:p>
@@ -45,7 +45,7 @@
           <w:color w:val="000000"/>
           <w:sz w:val="21"/>
         </w:rPr>
-        <w:t>■ 兴安盟作为内蒙古自治区下辖的民族自治地区，经济总量列内蒙古自治区第十位，人均GDP约6.23万元、人均经济实力在省内相对靠后，经济增速由5.60%回落至4.50%、有所放缓；固定资产投资最新增速2.50%，经济运行总体平稳。</w:t>
+        <w:t>■ 无锡作为江苏省下辖地级市，经济总量列江苏省第三位，人均GDP约22.30万元、人均经济实力居全省前列，制造业高端化、人均富裕度高、民营经济活跃。</w:t>
       </w:r>
     </w:p>
     <w:p>
@@ -60,7 +60,7 @@
           <w:color w:val="000000"/>
           <w:sz w:val="21"/>
         </w:rPr>
-        <w:t>兴安盟2023、2024、2025年地区生产总值分别为770.20亿元、807.70亿元、850.09亿元，同比增长5.60%、4.40%、4.50%。截至2025年末，全市常住人口135.50万人，人均GDP约6.23万元。</w:t>
+        <w:t>无锡市为江苏省地级市，地处长三角腹地、苏锡常都市圈核心，是民族工业与乡镇企业的发祥地。2023、2024、2025年，无锡市地区生产总值分别为15,538.19亿元、16,222.79亿元、16,773.94亿元，同比增长6.00%、5.80%、5.10%，由6.00%回落至5.10%、有所放缓。截至2025年末，全市常住人口753.74万人，人均GDP约22.30万元。</w:t>
       </w:r>
     </w:p>
     <w:p>
@@ -75,7 +75,7 @@
           <w:color w:val="000000"/>
           <w:sz w:val="21"/>
         </w:rPr>
-        <w:t>产业结构方面，2025年兴安盟三次产业结构为34.9:23.2:41.9，第三产业占主导、服务业是经济主体，农业基础较好。</w:t>
+        <w:t>产业结构方面，2025年无锡市三次产业结构为0.9:46.9:52.2，以物联网、集成电路、高端装备、生物医药为支柱，聚集药明康德、海澜之家、华虹无锡、卓胜微等企业，人均经济实力居全国前列。</w:t>
       </w:r>
     </w:p>
     <w:p>
@@ -90,7 +90,7 @@
           <w:color w:val="000000"/>
           <w:sz w:val="21"/>
         </w:rPr>
-        <w:t>2023、2024、2025年固定资产投资增速分别为17.90%、3.10%、2.50%，2025年社会消费品零售总额185.47亿元，进出口总额0.37亿美元。</w:t>
+        <w:t>经济动能方面，2023、2024、2025年无锡市固定资产投资增速分别为8.30%、4.00%、-13.30%，在房地产投资承压、部分大型项目接续不足的背景下有所走弱；2025年社会消费品零售总额4,418.47亿元，进出口总额1,159.03亿美元。</w:t>
       </w:r>
     </w:p>
     <w:p>
@@ -106,7 +106,7 @@
           <w:color w:val="000000"/>
           <w:sz w:val="21"/>
         </w:rPr>
-        <w:t>图表：2025年内蒙古自治区各地级市主要经济指标对比</w:t>
+        <w:t>图表：2025年江苏省各地级市主要经济指标对比</w:t>
       </w:r>
     </w:p>
     <w:tbl>
@@ -362,7 +362,7 @@
                 <w:color w:val="000000"/>
                 <w:sz w:val="18"/>
               </w:rPr>
-              <w:t>鄂尔多斯市</w:t>
+              <w:t>苏州市</w:t>
             </w:r>
           </w:p>
         </w:tc>
@@ -391,7 +391,7 @@
                 <w:color w:val="000000"/>
                 <w:sz w:val="18"/>
               </w:rPr>
-              <w:t>6,122.20</w:t>
+              <w:t>27,695.10</w:t>
             </w:r>
           </w:p>
         </w:tc>
@@ -420,7 +420,417 @@
                 <w:color w:val="000000"/>
                 <w:sz w:val="18"/>
               </w:rPr>
-              <w:t>27.27</w:t>
+              <w:t>21.30</w:t>
+            </w:r>
+          </w:p>
+        </w:tc>
+        <w:tc>
+          <w:tcPr>
+            <w:tcW w:type="dxa" w:w="1344"/>
+            <w:vAlign w:val="center"/>
+            <w:tcBorders>
+              <w:top w:val="single" w:sz="4" w:color="A6A6A6"/>
+              <w:left w:val="single" w:sz="4" w:color="A6A6A6"/>
+              <w:bottom w:val="single" w:sz="4" w:color="A6A6A6"/>
+              <w:right w:val="single" w:sz="4" w:color="A6A6A6"/>
+            </w:tcBorders>
+          </w:tcPr>
+          <w:p>
+            <w:pPr>
+              <w:spacing w:before="0" w:after="0" w:line="276" w:lineRule="auto"/>
+              <w:ind w:firstLine="0"/>
+              <w:jc w:val="center"/>
+            </w:pPr>
+            <w:r/>
+            <w:r>
+              <w:rPr>
+                <w:rFonts w:ascii="Times New Roman" w:hAnsi="Times New Roman" w:eastAsia="楷体"/>
+                <w:b w:val="0"/>
+                <w:color w:val="000000"/>
+                <w:sz w:val="18"/>
+              </w:rPr>
+              <w:t>5.40%</w:t>
+            </w:r>
+          </w:p>
+        </w:tc>
+        <w:tc>
+          <w:tcPr>
+            <w:tcW w:type="dxa" w:w="1344"/>
+            <w:vAlign w:val="center"/>
+            <w:tcBorders>
+              <w:top w:val="single" w:sz="4" w:color="A6A6A6"/>
+              <w:left w:val="single" w:sz="4" w:color="A6A6A6"/>
+              <w:bottom w:val="single" w:sz="4" w:color="A6A6A6"/>
+              <w:right w:val="single" w:sz="4" w:color="A6A6A6"/>
+            </w:tcBorders>
+          </w:tcPr>
+          <w:p>
+            <w:pPr>
+              <w:spacing w:before="0" w:after="0" w:line="276" w:lineRule="auto"/>
+              <w:ind w:firstLine="0"/>
+              <w:jc w:val="center"/>
+            </w:pPr>
+            <w:r/>
+            <w:r>
+              <w:rPr>
+                <w:rFonts w:ascii="Times New Roman" w:hAnsi="Times New Roman" w:eastAsia="楷体"/>
+                <w:b w:val="0"/>
+                <w:color w:val="000000"/>
+                <w:sz w:val="18"/>
+              </w:rPr>
+              <w:t>0.7:46.4:52.9</w:t>
+            </w:r>
+          </w:p>
+        </w:tc>
+        <w:tc>
+          <w:tcPr>
+            <w:tcW w:type="dxa" w:w="1344"/>
+            <w:vAlign w:val="center"/>
+            <w:tcBorders>
+              <w:top w:val="single" w:sz="4" w:color="A6A6A6"/>
+              <w:left w:val="single" w:sz="4" w:color="A6A6A6"/>
+              <w:bottom w:val="single" w:sz="4" w:color="A6A6A6"/>
+              <w:right w:val="single" w:sz="4" w:color="A6A6A6"/>
+            </w:tcBorders>
+          </w:tcPr>
+          <w:p>
+            <w:pPr>
+              <w:spacing w:before="0" w:after="0" w:line="276" w:lineRule="auto"/>
+              <w:ind w:firstLine="0"/>
+              <w:jc w:val="center"/>
+            </w:pPr>
+            <w:r/>
+            <w:r>
+              <w:rPr>
+                <w:rFonts w:ascii="Times New Roman" w:hAnsi="Times New Roman" w:eastAsia="楷体"/>
+                <w:b w:val="0"/>
+                <w:color w:val="000000"/>
+                <w:sz w:val="18"/>
+              </w:rPr>
+              <w:t>2,490.23</w:t>
+            </w:r>
+          </w:p>
+        </w:tc>
+        <w:tc>
+          <w:tcPr>
+            <w:tcW w:type="dxa" w:w="1344"/>
+            <w:vAlign w:val="center"/>
+            <w:tcBorders>
+              <w:top w:val="single" w:sz="4" w:color="A6A6A6"/>
+              <w:left w:val="single" w:sz="4" w:color="A6A6A6"/>
+              <w:bottom w:val="single" w:sz="4" w:color="A6A6A6"/>
+              <w:right w:val="single" w:sz="4" w:color="A6A6A6"/>
+            </w:tcBorders>
+          </w:tcPr>
+          <w:p>
+            <w:pPr>
+              <w:spacing w:before="0" w:after="0" w:line="276" w:lineRule="auto"/>
+              <w:ind w:firstLine="0"/>
+              <w:jc w:val="center"/>
+            </w:pPr>
+            <w:r/>
+            <w:r>
+              <w:rPr>
+                <w:rFonts w:ascii="Times New Roman" w:hAnsi="Times New Roman" w:eastAsia="楷体"/>
+                <w:b w:val="0"/>
+                <w:color w:val="000000"/>
+                <w:sz w:val="18"/>
+              </w:rPr>
+              <w:t>1304.77</w:t>
+            </w:r>
+          </w:p>
+        </w:tc>
+      </w:tr>
+      <w:tr>
+        <w:tc>
+          <w:tcPr>
+            <w:tcW w:type="dxa" w:w="1344"/>
+            <w:vAlign w:val="center"/>
+            <w:tcBorders>
+              <w:top w:val="single" w:sz="4" w:color="A6A6A6"/>
+              <w:left w:val="single" w:sz="4" w:color="A6A6A6"/>
+              <w:bottom w:val="single" w:sz="4" w:color="A6A6A6"/>
+              <w:right w:val="single" w:sz="4" w:color="A6A6A6"/>
+            </w:tcBorders>
+          </w:tcPr>
+          <w:p>
+            <w:pPr>
+              <w:spacing w:before="0" w:after="0" w:line="276" w:lineRule="auto"/>
+              <w:ind w:firstLine="0"/>
+              <w:jc w:val="left"/>
+            </w:pPr>
+            <w:r/>
+            <w:r>
+              <w:rPr>
+                <w:rFonts w:ascii="Times New Roman" w:hAnsi="Times New Roman" w:eastAsia="楷体"/>
+                <w:b w:val="0"/>
+                <w:color w:val="000000"/>
+                <w:sz w:val="18"/>
+              </w:rPr>
+              <w:t>南京市</w:t>
+            </w:r>
+          </w:p>
+        </w:tc>
+        <w:tc>
+          <w:tcPr>
+            <w:tcW w:type="dxa" w:w="1344"/>
+            <w:vAlign w:val="center"/>
+            <w:tcBorders>
+              <w:top w:val="single" w:sz="4" w:color="A6A6A6"/>
+              <w:left w:val="single" w:sz="4" w:color="A6A6A6"/>
+              <w:bottom w:val="single" w:sz="4" w:color="A6A6A6"/>
+              <w:right w:val="single" w:sz="4" w:color="A6A6A6"/>
+            </w:tcBorders>
+          </w:tcPr>
+          <w:p>
+            <w:pPr>
+              <w:spacing w:before="0" w:after="0" w:line="276" w:lineRule="auto"/>
+              <w:ind w:firstLine="0"/>
+              <w:jc w:val="center"/>
+            </w:pPr>
+            <w:r/>
+            <w:r>
+              <w:rPr>
+                <w:rFonts w:ascii="Times New Roman" w:hAnsi="Times New Roman" w:eastAsia="楷体"/>
+                <w:b w:val="0"/>
+                <w:color w:val="000000"/>
+                <w:sz w:val="18"/>
+              </w:rPr>
+              <w:t>19,428.78</w:t>
+            </w:r>
+          </w:p>
+        </w:tc>
+        <w:tc>
+          <w:tcPr>
+            <w:tcW w:type="dxa" w:w="1344"/>
+            <w:vAlign w:val="center"/>
+            <w:tcBorders>
+              <w:top w:val="single" w:sz="4" w:color="A6A6A6"/>
+              <w:left w:val="single" w:sz="4" w:color="A6A6A6"/>
+              <w:bottom w:val="single" w:sz="4" w:color="A6A6A6"/>
+              <w:right w:val="single" w:sz="4" w:color="A6A6A6"/>
+            </w:tcBorders>
+          </w:tcPr>
+          <w:p>
+            <w:pPr>
+              <w:spacing w:before="0" w:after="0" w:line="276" w:lineRule="auto"/>
+              <w:ind w:firstLine="0"/>
+              <w:jc w:val="center"/>
+            </w:pPr>
+            <w:r/>
+            <w:r>
+              <w:rPr>
+                <w:rFonts w:ascii="Times New Roman" w:hAnsi="Times New Roman" w:eastAsia="楷体"/>
+                <w:b w:val="0"/>
+                <w:color w:val="000000"/>
+                <w:sz w:val="18"/>
+              </w:rPr>
+              <w:t>20.22</w:t>
+            </w:r>
+          </w:p>
+        </w:tc>
+        <w:tc>
+          <w:tcPr>
+            <w:tcW w:type="dxa" w:w="1344"/>
+            <w:vAlign w:val="center"/>
+            <w:tcBorders>
+              <w:top w:val="single" w:sz="4" w:color="A6A6A6"/>
+              <w:left w:val="single" w:sz="4" w:color="A6A6A6"/>
+              <w:bottom w:val="single" w:sz="4" w:color="A6A6A6"/>
+              <w:right w:val="single" w:sz="4" w:color="A6A6A6"/>
+            </w:tcBorders>
+          </w:tcPr>
+          <w:p>
+            <w:pPr>
+              <w:spacing w:before="0" w:after="0" w:line="276" w:lineRule="auto"/>
+              <w:ind w:firstLine="0"/>
+              <w:jc w:val="center"/>
+            </w:pPr>
+            <w:r/>
+            <w:r>
+              <w:rPr>
+                <w:rFonts w:ascii="Times New Roman" w:hAnsi="Times New Roman" w:eastAsia="楷体"/>
+                <w:b w:val="0"/>
+                <w:color w:val="000000"/>
+                <w:sz w:val="18"/>
+              </w:rPr>
+              <w:t>5.20%</w:t>
+            </w:r>
+          </w:p>
+        </w:tc>
+        <w:tc>
+          <w:tcPr>
+            <w:tcW w:type="dxa" w:w="1344"/>
+            <w:vAlign w:val="center"/>
+            <w:tcBorders>
+              <w:top w:val="single" w:sz="4" w:color="A6A6A6"/>
+              <w:left w:val="single" w:sz="4" w:color="A6A6A6"/>
+              <w:bottom w:val="single" w:sz="4" w:color="A6A6A6"/>
+              <w:right w:val="single" w:sz="4" w:color="A6A6A6"/>
+            </w:tcBorders>
+          </w:tcPr>
+          <w:p>
+            <w:pPr>
+              <w:spacing w:before="0" w:after="0" w:line="276" w:lineRule="auto"/>
+              <w:ind w:firstLine="0"/>
+              <w:jc w:val="center"/>
+            </w:pPr>
+            <w:r/>
+            <w:r>
+              <w:rPr>
+                <w:rFonts w:ascii="Times New Roman" w:hAnsi="Times New Roman" w:eastAsia="楷体"/>
+                <w:b w:val="0"/>
+                <w:color w:val="000000"/>
+                <w:sz w:val="18"/>
+              </w:rPr>
+              <w:t>1.7:30.2:68</w:t>
+            </w:r>
+          </w:p>
+        </w:tc>
+        <w:tc>
+          <w:tcPr>
+            <w:tcW w:type="dxa" w:w="1344"/>
+            <w:vAlign w:val="center"/>
+            <w:tcBorders>
+              <w:top w:val="single" w:sz="4" w:color="A6A6A6"/>
+              <w:left w:val="single" w:sz="4" w:color="A6A6A6"/>
+              <w:bottom w:val="single" w:sz="4" w:color="A6A6A6"/>
+              <w:right w:val="single" w:sz="4" w:color="A6A6A6"/>
+            </w:tcBorders>
+          </w:tcPr>
+          <w:p>
+            <w:pPr>
+              <w:spacing w:before="0" w:after="0" w:line="276" w:lineRule="auto"/>
+              <w:ind w:firstLine="0"/>
+              <w:jc w:val="center"/>
+            </w:pPr>
+            <w:r/>
+            <w:r>
+              <w:rPr>
+                <w:rFonts w:ascii="Times New Roman" w:hAnsi="Times New Roman" w:eastAsia="楷体"/>
+                <w:b w:val="0"/>
+                <w:color w:val="000000"/>
+                <w:sz w:val="18"/>
+              </w:rPr>
+              <w:t>1,620.91</w:t>
+            </w:r>
+          </w:p>
+        </w:tc>
+        <w:tc>
+          <w:tcPr>
+            <w:tcW w:type="dxa" w:w="1344"/>
+            <w:vAlign w:val="center"/>
+            <w:tcBorders>
+              <w:top w:val="single" w:sz="4" w:color="A6A6A6"/>
+              <w:left w:val="single" w:sz="4" w:color="A6A6A6"/>
+              <w:bottom w:val="single" w:sz="4" w:color="A6A6A6"/>
+              <w:right w:val="single" w:sz="4" w:color="A6A6A6"/>
+            </w:tcBorders>
+          </w:tcPr>
+          <w:p>
+            <w:pPr>
+              <w:spacing w:before="0" w:after="0" w:line="276" w:lineRule="auto"/>
+              <w:ind w:firstLine="0"/>
+              <w:jc w:val="center"/>
+            </w:pPr>
+            <w:r/>
+            <w:r>
+              <w:rPr>
+                <w:rFonts w:ascii="Times New Roman" w:hAnsi="Times New Roman" w:eastAsia="楷体"/>
+                <w:b w:val="0"/>
+                <w:color w:val="000000"/>
+                <w:sz w:val="18"/>
+              </w:rPr>
+              <w:t>963.85</w:t>
+            </w:r>
+          </w:p>
+        </w:tc>
+      </w:tr>
+      <w:tr>
+        <w:tc>
+          <w:tcPr>
+            <w:tcW w:type="dxa" w:w="1344"/>
+            <w:vAlign w:val="center"/>
+            <w:tcBorders>
+              <w:top w:val="single" w:sz="4" w:color="A6A6A6"/>
+              <w:left w:val="single" w:sz="4" w:color="A6A6A6"/>
+              <w:bottom w:val="single" w:sz="4" w:color="A6A6A6"/>
+              <w:right w:val="single" w:sz="4" w:color="A6A6A6"/>
+            </w:tcBorders>
+          </w:tcPr>
+          <w:p>
+            <w:pPr>
+              <w:spacing w:before="0" w:after="0" w:line="276" w:lineRule="auto"/>
+              <w:ind w:firstLine="0"/>
+              <w:jc w:val="left"/>
+            </w:pPr>
+            <w:r/>
+            <w:r>
+              <w:rPr>
+                <w:rFonts w:ascii="Times New Roman" w:hAnsi="Times New Roman" w:eastAsia="楷体"/>
+                <w:b w:val="0"/>
+                <w:color w:val="000000"/>
+                <w:sz w:val="18"/>
+              </w:rPr>
+              <w:t>无锡市</w:t>
+            </w:r>
+          </w:p>
+        </w:tc>
+        <w:tc>
+          <w:tcPr>
+            <w:tcW w:type="dxa" w:w="1344"/>
+            <w:vAlign w:val="center"/>
+            <w:tcBorders>
+              <w:top w:val="single" w:sz="4" w:color="A6A6A6"/>
+              <w:left w:val="single" w:sz="4" w:color="A6A6A6"/>
+              <w:bottom w:val="single" w:sz="4" w:color="A6A6A6"/>
+              <w:right w:val="single" w:sz="4" w:color="A6A6A6"/>
+            </w:tcBorders>
+          </w:tcPr>
+          <w:p>
+            <w:pPr>
+              <w:spacing w:before="0" w:after="0" w:line="276" w:lineRule="auto"/>
+              <w:ind w:firstLine="0"/>
+              <w:jc w:val="center"/>
+            </w:pPr>
+            <w:r/>
+            <w:r>
+              <w:rPr>
+                <w:rFonts w:ascii="Times New Roman" w:hAnsi="Times New Roman" w:eastAsia="楷体"/>
+                <w:b w:val="0"/>
+                <w:color w:val="000000"/>
+                <w:sz w:val="18"/>
+              </w:rPr>
+              <w:t>16,773.94</w:t>
+            </w:r>
+          </w:p>
+        </w:tc>
+        <w:tc>
+          <w:tcPr>
+            <w:tcW w:type="dxa" w:w="1344"/>
+            <w:vAlign w:val="center"/>
+            <w:tcBorders>
+              <w:top w:val="single" w:sz="4" w:color="A6A6A6"/>
+              <w:left w:val="single" w:sz="4" w:color="A6A6A6"/>
+              <w:bottom w:val="single" w:sz="4" w:color="A6A6A6"/>
+              <w:right w:val="single" w:sz="4" w:color="A6A6A6"/>
+            </w:tcBorders>
+          </w:tcPr>
+          <w:p>
+            <w:pPr>
+              <w:spacing w:before="0" w:after="0" w:line="276" w:lineRule="auto"/>
+              <w:ind w:firstLine="0"/>
+              <w:jc w:val="center"/>
+            </w:pPr>
+            <w:r/>
+            <w:r>
+              <w:rPr>
+                <w:rFonts w:ascii="Times New Roman" w:hAnsi="Times New Roman" w:eastAsia="楷体"/>
+                <w:b w:val="0"/>
+                <w:color w:val="000000"/>
+                <w:sz w:val="18"/>
+              </w:rPr>
+              <w:t>22.30</w:t>
             </w:r>
           </w:p>
         </w:tc>
@@ -478,7 +888,7 @@
                 <w:color w:val="000000"/>
                 <w:sz w:val="18"/>
               </w:rPr>
-              <w:t>3.7:68.1:28.2</w:t>
+              <w:t>0.9:46.9:52.2</w:t>
             </w:r>
           </w:p>
         </w:tc>
@@ -507,7 +917,7 @@
                 <w:color w:val="000000"/>
                 <w:sz w:val="18"/>
               </w:rPr>
-              <w:t>803.00</w:t>
+              <w:t>1,225.39</w:t>
             </w:r>
           </w:p>
         </w:tc>
@@ -536,7 +946,7 @@
                 <w:color w:val="000000"/>
                 <w:sz w:val="18"/>
               </w:rPr>
-              <w:t>224.50</w:t>
+              <w:t>753.74</w:t>
             </w:r>
           </w:p>
         </w:tc>
@@ -567,7 +977,7 @@
                 <w:color w:val="000000"/>
                 <w:sz w:val="18"/>
               </w:rPr>
-              <w:t>包头市</w:t>
+              <w:t>南通市</w:t>
             </w:r>
           </w:p>
         </w:tc>
@@ -596,7 +1006,7 @@
                 <w:color w:val="000000"/>
                 <w:sz w:val="18"/>
               </w:rPr>
-              <w:t>4,711.90</w:t>
+              <w:t>12,801.50</w:t>
             </w:r>
           </w:p>
         </w:tc>
@@ -625,7 +1035,827 @@
                 <w:color w:val="000000"/>
                 <w:sz w:val="18"/>
               </w:rPr>
-              <w:t>17.01</w:t>
+              <w:t>16.60</w:t>
+            </w:r>
+          </w:p>
+        </w:tc>
+        <w:tc>
+          <w:tcPr>
+            <w:tcW w:type="dxa" w:w="1344"/>
+            <w:vAlign w:val="center"/>
+            <w:tcBorders>
+              <w:top w:val="single" w:sz="4" w:color="A6A6A6"/>
+              <w:left w:val="single" w:sz="4" w:color="A6A6A6"/>
+              <w:bottom w:val="single" w:sz="4" w:color="A6A6A6"/>
+              <w:right w:val="single" w:sz="4" w:color="A6A6A6"/>
+            </w:tcBorders>
+          </w:tcPr>
+          <w:p>
+            <w:pPr>
+              <w:spacing w:before="0" w:after="0" w:line="276" w:lineRule="auto"/>
+              <w:ind w:firstLine="0"/>
+              <w:jc w:val="center"/>
+            </w:pPr>
+            <w:r/>
+            <w:r>
+              <w:rPr>
+                <w:rFonts w:ascii="Times New Roman" w:hAnsi="Times New Roman" w:eastAsia="楷体"/>
+                <w:b w:val="0"/>
+                <w:color w:val="000000"/>
+                <w:sz w:val="18"/>
+              </w:rPr>
+              <w:t>5.30%</w:t>
+            </w:r>
+          </w:p>
+        </w:tc>
+        <w:tc>
+          <w:tcPr>
+            <w:tcW w:type="dxa" w:w="1344"/>
+            <w:vAlign w:val="center"/>
+            <w:tcBorders>
+              <w:top w:val="single" w:sz="4" w:color="A6A6A6"/>
+              <w:left w:val="single" w:sz="4" w:color="A6A6A6"/>
+              <w:bottom w:val="single" w:sz="4" w:color="A6A6A6"/>
+              <w:right w:val="single" w:sz="4" w:color="A6A6A6"/>
+            </w:tcBorders>
+          </w:tcPr>
+          <w:p>
+            <w:pPr>
+              <w:spacing w:before="0" w:after="0" w:line="276" w:lineRule="auto"/>
+              <w:ind w:firstLine="0"/>
+              <w:jc w:val="center"/>
+            </w:pPr>
+            <w:r/>
+            <w:r>
+              <w:rPr>
+                <w:rFonts w:ascii="Times New Roman" w:hAnsi="Times New Roman" w:eastAsia="楷体"/>
+                <w:b w:val="0"/>
+                <w:color w:val="000000"/>
+                <w:sz w:val="18"/>
+              </w:rPr>
+              <w:t>4.2:46.1:49.7</w:t>
+            </w:r>
+          </w:p>
+        </w:tc>
+        <w:tc>
+          <w:tcPr>
+            <w:tcW w:type="dxa" w:w="1344"/>
+            <w:vAlign w:val="center"/>
+            <w:tcBorders>
+              <w:top w:val="single" w:sz="4" w:color="A6A6A6"/>
+              <w:left w:val="single" w:sz="4" w:color="A6A6A6"/>
+              <w:bottom w:val="single" w:sz="4" w:color="A6A6A6"/>
+              <w:right w:val="single" w:sz="4" w:color="A6A6A6"/>
+            </w:tcBorders>
+          </w:tcPr>
+          <w:p>
+            <w:pPr>
+              <w:spacing w:before="0" w:after="0" w:line="276" w:lineRule="auto"/>
+              <w:ind w:firstLine="0"/>
+              <w:jc w:val="center"/>
+            </w:pPr>
+            <w:r/>
+            <w:r>
+              <w:rPr>
+                <w:rFonts w:ascii="Times New Roman" w:hAnsi="Times New Roman" w:eastAsia="楷体"/>
+                <w:b w:val="0"/>
+                <w:color w:val="000000"/>
+                <w:sz w:val="18"/>
+              </w:rPr>
+              <w:t>730.04</w:t>
+            </w:r>
+          </w:p>
+        </w:tc>
+        <w:tc>
+          <w:tcPr>
+            <w:tcW w:type="dxa" w:w="1344"/>
+            <w:vAlign w:val="center"/>
+            <w:tcBorders>
+              <w:top w:val="single" w:sz="4" w:color="A6A6A6"/>
+              <w:left w:val="single" w:sz="4" w:color="A6A6A6"/>
+              <w:bottom w:val="single" w:sz="4" w:color="A6A6A6"/>
+              <w:right w:val="single" w:sz="4" w:color="A6A6A6"/>
+            </w:tcBorders>
+          </w:tcPr>
+          <w:p>
+            <w:pPr>
+              <w:spacing w:before="0" w:after="0" w:line="276" w:lineRule="auto"/>
+              <w:ind w:firstLine="0"/>
+              <w:jc w:val="center"/>
+            </w:pPr>
+            <w:r/>
+            <w:r>
+              <w:rPr>
+                <w:rFonts w:ascii="Times New Roman" w:hAnsi="Times New Roman" w:eastAsia="楷体"/>
+                <w:b w:val="0"/>
+                <w:color w:val="000000"/>
+                <w:sz w:val="18"/>
+              </w:rPr>
+              <w:t>—</w:t>
+            </w:r>
+          </w:p>
+        </w:tc>
+      </w:tr>
+      <w:tr>
+        <w:tc>
+          <w:tcPr>
+            <w:tcW w:type="dxa" w:w="1344"/>
+            <w:vAlign w:val="center"/>
+            <w:tcBorders>
+              <w:top w:val="single" w:sz="4" w:color="A6A6A6"/>
+              <w:left w:val="single" w:sz="4" w:color="A6A6A6"/>
+              <w:bottom w:val="single" w:sz="4" w:color="A6A6A6"/>
+              <w:right w:val="single" w:sz="4" w:color="A6A6A6"/>
+            </w:tcBorders>
+          </w:tcPr>
+          <w:p>
+            <w:pPr>
+              <w:spacing w:before="0" w:after="0" w:line="276" w:lineRule="auto"/>
+              <w:ind w:firstLine="0"/>
+              <w:jc w:val="left"/>
+            </w:pPr>
+            <w:r/>
+            <w:r>
+              <w:rPr>
+                <w:rFonts w:ascii="Times New Roman" w:hAnsi="Times New Roman" w:eastAsia="楷体"/>
+                <w:b w:val="0"/>
+                <w:color w:val="000000"/>
+                <w:sz w:val="18"/>
+              </w:rPr>
+              <w:t>常州市</w:t>
+            </w:r>
+          </w:p>
+        </w:tc>
+        <w:tc>
+          <w:tcPr>
+            <w:tcW w:type="dxa" w:w="1344"/>
+            <w:vAlign w:val="center"/>
+            <w:tcBorders>
+              <w:top w:val="single" w:sz="4" w:color="A6A6A6"/>
+              <w:left w:val="single" w:sz="4" w:color="A6A6A6"/>
+              <w:bottom w:val="single" w:sz="4" w:color="A6A6A6"/>
+              <w:right w:val="single" w:sz="4" w:color="A6A6A6"/>
+            </w:tcBorders>
+          </w:tcPr>
+          <w:p>
+            <w:pPr>
+              <w:spacing w:before="0" w:after="0" w:line="276" w:lineRule="auto"/>
+              <w:ind w:firstLine="0"/>
+              <w:jc w:val="center"/>
+            </w:pPr>
+            <w:r/>
+            <w:r>
+              <w:rPr>
+                <w:rFonts w:ascii="Times New Roman" w:hAnsi="Times New Roman" w:eastAsia="楷体"/>
+                <w:b w:val="0"/>
+                <w:color w:val="000000"/>
+                <w:sz w:val="18"/>
+              </w:rPr>
+              <w:t>11,158.70</w:t>
+            </w:r>
+          </w:p>
+        </w:tc>
+        <w:tc>
+          <w:tcPr>
+            <w:tcW w:type="dxa" w:w="1344"/>
+            <w:vAlign w:val="center"/>
+            <w:tcBorders>
+              <w:top w:val="single" w:sz="4" w:color="A6A6A6"/>
+              <w:left w:val="single" w:sz="4" w:color="A6A6A6"/>
+              <w:bottom w:val="single" w:sz="4" w:color="A6A6A6"/>
+              <w:right w:val="single" w:sz="4" w:color="A6A6A6"/>
+            </w:tcBorders>
+          </w:tcPr>
+          <w:p>
+            <w:pPr>
+              <w:spacing w:before="0" w:after="0" w:line="276" w:lineRule="auto"/>
+              <w:ind w:firstLine="0"/>
+              <w:jc w:val="center"/>
+            </w:pPr>
+            <w:r/>
+            <w:r>
+              <w:rPr>
+                <w:rFonts w:ascii="Times New Roman" w:hAnsi="Times New Roman" w:eastAsia="楷体"/>
+                <w:b w:val="0"/>
+                <w:color w:val="000000"/>
+                <w:sz w:val="18"/>
+              </w:rPr>
+              <w:t>20.70</w:t>
+            </w:r>
+          </w:p>
+        </w:tc>
+        <w:tc>
+          <w:tcPr>
+            <w:tcW w:type="dxa" w:w="1344"/>
+            <w:vAlign w:val="center"/>
+            <w:tcBorders>
+              <w:top w:val="single" w:sz="4" w:color="A6A6A6"/>
+              <w:left w:val="single" w:sz="4" w:color="A6A6A6"/>
+              <w:bottom w:val="single" w:sz="4" w:color="A6A6A6"/>
+              <w:right w:val="single" w:sz="4" w:color="A6A6A6"/>
+            </w:tcBorders>
+          </w:tcPr>
+          <w:p>
+            <w:pPr>
+              <w:spacing w:before="0" w:after="0" w:line="276" w:lineRule="auto"/>
+              <w:ind w:firstLine="0"/>
+              <w:jc w:val="center"/>
+            </w:pPr>
+            <w:r/>
+            <w:r>
+              <w:rPr>
+                <w:rFonts w:ascii="Times New Roman" w:hAnsi="Times New Roman" w:eastAsia="楷体"/>
+                <w:b w:val="0"/>
+                <w:color w:val="000000"/>
+                <w:sz w:val="18"/>
+              </w:rPr>
+              <w:t>5.20%</w:t>
+            </w:r>
+          </w:p>
+        </w:tc>
+        <w:tc>
+          <w:tcPr>
+            <w:tcW w:type="dxa" w:w="1344"/>
+            <w:vAlign w:val="center"/>
+            <w:tcBorders>
+              <w:top w:val="single" w:sz="4" w:color="A6A6A6"/>
+              <w:left w:val="single" w:sz="4" w:color="A6A6A6"/>
+              <w:bottom w:val="single" w:sz="4" w:color="A6A6A6"/>
+              <w:right w:val="single" w:sz="4" w:color="A6A6A6"/>
+            </w:tcBorders>
+          </w:tcPr>
+          <w:p>
+            <w:pPr>
+              <w:spacing w:before="0" w:after="0" w:line="276" w:lineRule="auto"/>
+              <w:ind w:firstLine="0"/>
+              <w:jc w:val="center"/>
+            </w:pPr>
+            <w:r/>
+            <w:r>
+              <w:rPr>
+                <w:rFonts w:ascii="Times New Roman" w:hAnsi="Times New Roman" w:eastAsia="楷体"/>
+                <w:b w:val="0"/>
+                <w:color w:val="000000"/>
+                <w:sz w:val="18"/>
+              </w:rPr>
+              <w:t>1.6:46.2:52.2</w:t>
+            </w:r>
+          </w:p>
+        </w:tc>
+        <w:tc>
+          <w:tcPr>
+            <w:tcW w:type="dxa" w:w="1344"/>
+            <w:vAlign w:val="center"/>
+            <w:tcBorders>
+              <w:top w:val="single" w:sz="4" w:color="A6A6A6"/>
+              <w:left w:val="single" w:sz="4" w:color="A6A6A6"/>
+              <w:bottom w:val="single" w:sz="4" w:color="A6A6A6"/>
+              <w:right w:val="single" w:sz="4" w:color="A6A6A6"/>
+            </w:tcBorders>
+          </w:tcPr>
+          <w:p>
+            <w:pPr>
+              <w:spacing w:before="0" w:after="0" w:line="276" w:lineRule="auto"/>
+              <w:ind w:firstLine="0"/>
+              <w:jc w:val="center"/>
+            </w:pPr>
+            <w:r/>
+            <w:r>
+              <w:rPr>
+                <w:rFonts w:ascii="Times New Roman" w:hAnsi="Times New Roman" w:eastAsia="楷体"/>
+                <w:b w:val="0"/>
+                <w:color w:val="000000"/>
+                <w:sz w:val="18"/>
+              </w:rPr>
+              <w:t>715.47</w:t>
+            </w:r>
+          </w:p>
+        </w:tc>
+        <w:tc>
+          <w:tcPr>
+            <w:tcW w:type="dxa" w:w="1344"/>
+            <w:vAlign w:val="center"/>
+            <w:tcBorders>
+              <w:top w:val="single" w:sz="4" w:color="A6A6A6"/>
+              <w:left w:val="single" w:sz="4" w:color="A6A6A6"/>
+              <w:bottom w:val="single" w:sz="4" w:color="A6A6A6"/>
+              <w:right w:val="single" w:sz="4" w:color="A6A6A6"/>
+            </w:tcBorders>
+          </w:tcPr>
+          <w:p>
+            <w:pPr>
+              <w:spacing w:before="0" w:after="0" w:line="276" w:lineRule="auto"/>
+              <w:ind w:firstLine="0"/>
+              <w:jc w:val="center"/>
+            </w:pPr>
+            <w:r/>
+            <w:r>
+              <w:rPr>
+                <w:rFonts w:ascii="Times New Roman" w:hAnsi="Times New Roman" w:eastAsia="楷体"/>
+                <w:b w:val="0"/>
+                <w:color w:val="000000"/>
+                <w:sz w:val="18"/>
+              </w:rPr>
+              <w:t>541.54</w:t>
+            </w:r>
+          </w:p>
+        </w:tc>
+      </w:tr>
+      <w:tr>
+        <w:tc>
+          <w:tcPr>
+            <w:tcW w:type="dxa" w:w="1344"/>
+            <w:vAlign w:val="center"/>
+            <w:tcBorders>
+              <w:top w:val="single" w:sz="4" w:color="A6A6A6"/>
+              <w:left w:val="single" w:sz="4" w:color="A6A6A6"/>
+              <w:bottom w:val="single" w:sz="4" w:color="A6A6A6"/>
+              <w:right w:val="single" w:sz="4" w:color="A6A6A6"/>
+            </w:tcBorders>
+          </w:tcPr>
+          <w:p>
+            <w:pPr>
+              <w:spacing w:before="0" w:after="0" w:line="276" w:lineRule="auto"/>
+              <w:ind w:firstLine="0"/>
+              <w:jc w:val="left"/>
+            </w:pPr>
+            <w:r/>
+            <w:r>
+              <w:rPr>
+                <w:rFonts w:ascii="Times New Roman" w:hAnsi="Times New Roman" w:eastAsia="楷体"/>
+                <w:b w:val="0"/>
+                <w:color w:val="000000"/>
+                <w:sz w:val="18"/>
+              </w:rPr>
+              <w:t>徐州市</w:t>
+            </w:r>
+          </w:p>
+        </w:tc>
+        <w:tc>
+          <w:tcPr>
+            <w:tcW w:type="dxa" w:w="1344"/>
+            <w:vAlign w:val="center"/>
+            <w:tcBorders>
+              <w:top w:val="single" w:sz="4" w:color="A6A6A6"/>
+              <w:left w:val="single" w:sz="4" w:color="A6A6A6"/>
+              <w:bottom w:val="single" w:sz="4" w:color="A6A6A6"/>
+              <w:right w:val="single" w:sz="4" w:color="A6A6A6"/>
+            </w:tcBorders>
+          </w:tcPr>
+          <w:p>
+            <w:pPr>
+              <w:spacing w:before="0" w:after="0" w:line="276" w:lineRule="auto"/>
+              <w:ind w:firstLine="0"/>
+              <w:jc w:val="center"/>
+            </w:pPr>
+            <w:r/>
+            <w:r>
+              <w:rPr>
+                <w:rFonts w:ascii="Times New Roman" w:hAnsi="Times New Roman" w:eastAsia="楷体"/>
+                <w:b w:val="0"/>
+                <w:color w:val="000000"/>
+                <w:sz w:val="18"/>
+              </w:rPr>
+              <w:t>9,957.22</w:t>
+            </w:r>
+          </w:p>
+        </w:tc>
+        <w:tc>
+          <w:tcPr>
+            <w:tcW w:type="dxa" w:w="1344"/>
+            <w:vAlign w:val="center"/>
+            <w:tcBorders>
+              <w:top w:val="single" w:sz="4" w:color="A6A6A6"/>
+              <w:left w:val="single" w:sz="4" w:color="A6A6A6"/>
+              <w:bottom w:val="single" w:sz="4" w:color="A6A6A6"/>
+              <w:right w:val="single" w:sz="4" w:color="A6A6A6"/>
+            </w:tcBorders>
+          </w:tcPr>
+          <w:p>
+            <w:pPr>
+              <w:spacing w:before="0" w:after="0" w:line="276" w:lineRule="auto"/>
+              <w:ind w:firstLine="0"/>
+              <w:jc w:val="center"/>
+            </w:pPr>
+            <w:r/>
+            <w:r>
+              <w:rPr>
+                <w:rFonts w:ascii="Times New Roman" w:hAnsi="Times New Roman" w:eastAsia="楷体"/>
+                <w:b w:val="0"/>
+                <w:color w:val="000000"/>
+                <w:sz w:val="18"/>
+              </w:rPr>
+              <w:t>—</w:t>
+            </w:r>
+          </w:p>
+        </w:tc>
+        <w:tc>
+          <w:tcPr>
+            <w:tcW w:type="dxa" w:w="1344"/>
+            <w:vAlign w:val="center"/>
+            <w:tcBorders>
+              <w:top w:val="single" w:sz="4" w:color="A6A6A6"/>
+              <w:left w:val="single" w:sz="4" w:color="A6A6A6"/>
+              <w:bottom w:val="single" w:sz="4" w:color="A6A6A6"/>
+              <w:right w:val="single" w:sz="4" w:color="A6A6A6"/>
+            </w:tcBorders>
+          </w:tcPr>
+          <w:p>
+            <w:pPr>
+              <w:spacing w:before="0" w:after="0" w:line="276" w:lineRule="auto"/>
+              <w:ind w:firstLine="0"/>
+              <w:jc w:val="center"/>
+            </w:pPr>
+            <w:r/>
+            <w:r>
+              <w:rPr>
+                <w:rFonts w:ascii="Times New Roman" w:hAnsi="Times New Roman" w:eastAsia="楷体"/>
+                <w:b w:val="0"/>
+                <w:color w:val="000000"/>
+                <w:sz w:val="18"/>
+              </w:rPr>
+              <w:t>5.80%</w:t>
+            </w:r>
+          </w:p>
+        </w:tc>
+        <w:tc>
+          <w:tcPr>
+            <w:tcW w:type="dxa" w:w="1344"/>
+            <w:vAlign w:val="center"/>
+            <w:tcBorders>
+              <w:top w:val="single" w:sz="4" w:color="A6A6A6"/>
+              <w:left w:val="single" w:sz="4" w:color="A6A6A6"/>
+              <w:bottom w:val="single" w:sz="4" w:color="A6A6A6"/>
+              <w:right w:val="single" w:sz="4" w:color="A6A6A6"/>
+            </w:tcBorders>
+          </w:tcPr>
+          <w:p>
+            <w:pPr>
+              <w:spacing w:before="0" w:after="0" w:line="276" w:lineRule="auto"/>
+              <w:ind w:firstLine="0"/>
+              <w:jc w:val="center"/>
+            </w:pPr>
+            <w:r/>
+            <w:r>
+              <w:rPr>
+                <w:rFonts w:ascii="Times New Roman" w:hAnsi="Times New Roman" w:eastAsia="楷体"/>
+                <w:b w:val="0"/>
+                <w:color w:val="000000"/>
+                <w:sz w:val="18"/>
+              </w:rPr>
+              <w:t xml:space="preserve"> </w:t>
+            </w:r>
+          </w:p>
+        </w:tc>
+        <w:tc>
+          <w:tcPr>
+            <w:tcW w:type="dxa" w:w="1344"/>
+            <w:vAlign w:val="center"/>
+            <w:tcBorders>
+              <w:top w:val="single" w:sz="4" w:color="A6A6A6"/>
+              <w:left w:val="single" w:sz="4" w:color="A6A6A6"/>
+              <w:bottom w:val="single" w:sz="4" w:color="A6A6A6"/>
+              <w:right w:val="single" w:sz="4" w:color="A6A6A6"/>
+            </w:tcBorders>
+          </w:tcPr>
+          <w:p>
+            <w:pPr>
+              <w:spacing w:before="0" w:after="0" w:line="276" w:lineRule="auto"/>
+              <w:ind w:firstLine="0"/>
+              <w:jc w:val="center"/>
+            </w:pPr>
+            <w:r/>
+            <w:r>
+              <w:rPr>
+                <w:rFonts w:ascii="Times New Roman" w:hAnsi="Times New Roman" w:eastAsia="楷体"/>
+                <w:b w:val="0"/>
+                <w:color w:val="000000"/>
+                <w:sz w:val="18"/>
+              </w:rPr>
+              <w:t>575.33</w:t>
+            </w:r>
+          </w:p>
+        </w:tc>
+        <w:tc>
+          <w:tcPr>
+            <w:tcW w:type="dxa" w:w="1344"/>
+            <w:vAlign w:val="center"/>
+            <w:tcBorders>
+              <w:top w:val="single" w:sz="4" w:color="A6A6A6"/>
+              <w:left w:val="single" w:sz="4" w:color="A6A6A6"/>
+              <w:bottom w:val="single" w:sz="4" w:color="A6A6A6"/>
+              <w:right w:val="single" w:sz="4" w:color="A6A6A6"/>
+            </w:tcBorders>
+          </w:tcPr>
+          <w:p>
+            <w:pPr>
+              <w:spacing w:before="0" w:after="0" w:line="276" w:lineRule="auto"/>
+              <w:ind w:firstLine="0"/>
+              <w:jc w:val="center"/>
+            </w:pPr>
+            <w:r/>
+            <w:r>
+              <w:rPr>
+                <w:rFonts w:ascii="Times New Roman" w:hAnsi="Times New Roman" w:eastAsia="楷体"/>
+                <w:b w:val="0"/>
+                <w:color w:val="000000"/>
+                <w:sz w:val="18"/>
+              </w:rPr>
+              <w:t>—</w:t>
+            </w:r>
+          </w:p>
+        </w:tc>
+      </w:tr>
+      <w:tr>
+        <w:tc>
+          <w:tcPr>
+            <w:tcW w:type="dxa" w:w="1344"/>
+            <w:vAlign w:val="center"/>
+            <w:tcBorders>
+              <w:top w:val="single" w:sz="4" w:color="A6A6A6"/>
+              <w:left w:val="single" w:sz="4" w:color="A6A6A6"/>
+              <w:bottom w:val="single" w:sz="4" w:color="A6A6A6"/>
+              <w:right w:val="single" w:sz="4" w:color="A6A6A6"/>
+            </w:tcBorders>
+          </w:tcPr>
+          <w:p>
+            <w:pPr>
+              <w:spacing w:before="0" w:after="0" w:line="276" w:lineRule="auto"/>
+              <w:ind w:firstLine="0"/>
+              <w:jc w:val="left"/>
+            </w:pPr>
+            <w:r/>
+            <w:r>
+              <w:rPr>
+                <w:rFonts w:ascii="Times New Roman" w:hAnsi="Times New Roman" w:eastAsia="楷体"/>
+                <w:b w:val="0"/>
+                <w:color w:val="000000"/>
+                <w:sz w:val="18"/>
+              </w:rPr>
+              <w:t>扬州市</w:t>
+            </w:r>
+          </w:p>
+        </w:tc>
+        <w:tc>
+          <w:tcPr>
+            <w:tcW w:type="dxa" w:w="1344"/>
+            <w:vAlign w:val="center"/>
+            <w:tcBorders>
+              <w:top w:val="single" w:sz="4" w:color="A6A6A6"/>
+              <w:left w:val="single" w:sz="4" w:color="A6A6A6"/>
+              <w:bottom w:val="single" w:sz="4" w:color="A6A6A6"/>
+              <w:right w:val="single" w:sz="4" w:color="A6A6A6"/>
+            </w:tcBorders>
+          </w:tcPr>
+          <w:p>
+            <w:pPr>
+              <w:spacing w:before="0" w:after="0" w:line="276" w:lineRule="auto"/>
+              <w:ind w:firstLine="0"/>
+              <w:jc w:val="center"/>
+            </w:pPr>
+            <w:r/>
+            <w:r>
+              <w:rPr>
+                <w:rFonts w:ascii="Times New Roman" w:hAnsi="Times New Roman" w:eastAsia="楷体"/>
+                <w:b w:val="0"/>
+                <w:color w:val="000000"/>
+                <w:sz w:val="18"/>
+              </w:rPr>
+              <w:t>8,056.75</w:t>
+            </w:r>
+          </w:p>
+        </w:tc>
+        <w:tc>
+          <w:tcPr>
+            <w:tcW w:type="dxa" w:w="1344"/>
+            <w:vAlign w:val="center"/>
+            <w:tcBorders>
+              <w:top w:val="single" w:sz="4" w:color="A6A6A6"/>
+              <w:left w:val="single" w:sz="4" w:color="A6A6A6"/>
+              <w:bottom w:val="single" w:sz="4" w:color="A6A6A6"/>
+              <w:right w:val="single" w:sz="4" w:color="A6A6A6"/>
+            </w:tcBorders>
+          </w:tcPr>
+          <w:p>
+            <w:pPr>
+              <w:spacing w:before="0" w:after="0" w:line="276" w:lineRule="auto"/>
+              <w:ind w:firstLine="0"/>
+              <w:jc w:val="center"/>
+            </w:pPr>
+            <w:r/>
+            <w:r>
+              <w:rPr>
+                <w:rFonts w:ascii="Times New Roman" w:hAnsi="Times New Roman" w:eastAsia="楷体"/>
+                <w:b w:val="0"/>
+                <w:color w:val="000000"/>
+                <w:sz w:val="18"/>
+              </w:rPr>
+              <w:t>—</w:t>
+            </w:r>
+          </w:p>
+        </w:tc>
+        <w:tc>
+          <w:tcPr>
+            <w:tcW w:type="dxa" w:w="1344"/>
+            <w:vAlign w:val="center"/>
+            <w:tcBorders>
+              <w:top w:val="single" w:sz="4" w:color="A6A6A6"/>
+              <w:left w:val="single" w:sz="4" w:color="A6A6A6"/>
+              <w:bottom w:val="single" w:sz="4" w:color="A6A6A6"/>
+              <w:right w:val="single" w:sz="4" w:color="A6A6A6"/>
+            </w:tcBorders>
+          </w:tcPr>
+          <w:p>
+            <w:pPr>
+              <w:spacing w:before="0" w:after="0" w:line="276" w:lineRule="auto"/>
+              <w:ind w:firstLine="0"/>
+              <w:jc w:val="center"/>
+            </w:pPr>
+            <w:r/>
+            <w:r>
+              <w:rPr>
+                <w:rFonts w:ascii="Times New Roman" w:hAnsi="Times New Roman" w:eastAsia="楷体"/>
+                <w:b w:val="0"/>
+                <w:color w:val="000000"/>
+                <w:sz w:val="18"/>
+              </w:rPr>
+              <w:t>5.50%</w:t>
+            </w:r>
+          </w:p>
+        </w:tc>
+        <w:tc>
+          <w:tcPr>
+            <w:tcW w:type="dxa" w:w="1344"/>
+            <w:vAlign w:val="center"/>
+            <w:tcBorders>
+              <w:top w:val="single" w:sz="4" w:color="A6A6A6"/>
+              <w:left w:val="single" w:sz="4" w:color="A6A6A6"/>
+              <w:bottom w:val="single" w:sz="4" w:color="A6A6A6"/>
+              <w:right w:val="single" w:sz="4" w:color="A6A6A6"/>
+            </w:tcBorders>
+          </w:tcPr>
+          <w:p>
+            <w:pPr>
+              <w:spacing w:before="0" w:after="0" w:line="276" w:lineRule="auto"/>
+              <w:ind w:firstLine="0"/>
+              <w:jc w:val="center"/>
+            </w:pPr>
+            <w:r/>
+            <w:r>
+              <w:rPr>
+                <w:rFonts w:ascii="Times New Roman" w:hAnsi="Times New Roman" w:eastAsia="楷体"/>
+                <w:b w:val="0"/>
+                <w:color w:val="000000"/>
+                <w:sz w:val="18"/>
+              </w:rPr>
+              <w:t xml:space="preserve"> </w:t>
+            </w:r>
+          </w:p>
+        </w:tc>
+        <w:tc>
+          <w:tcPr>
+            <w:tcW w:type="dxa" w:w="1344"/>
+            <w:vAlign w:val="center"/>
+            <w:tcBorders>
+              <w:top w:val="single" w:sz="4" w:color="A6A6A6"/>
+              <w:left w:val="single" w:sz="4" w:color="A6A6A6"/>
+              <w:bottom w:val="single" w:sz="4" w:color="A6A6A6"/>
+              <w:right w:val="single" w:sz="4" w:color="A6A6A6"/>
+            </w:tcBorders>
+          </w:tcPr>
+          <w:p>
+            <w:pPr>
+              <w:spacing w:before="0" w:after="0" w:line="276" w:lineRule="auto"/>
+              <w:ind w:firstLine="0"/>
+              <w:jc w:val="center"/>
+            </w:pPr>
+            <w:r/>
+            <w:r>
+              <w:rPr>
+                <w:rFonts w:ascii="Times New Roman" w:hAnsi="Times New Roman" w:eastAsia="楷体"/>
+                <w:b w:val="0"/>
+                <w:color w:val="000000"/>
+                <w:sz w:val="18"/>
+              </w:rPr>
+              <w:t>376.30</w:t>
+            </w:r>
+          </w:p>
+        </w:tc>
+        <w:tc>
+          <w:tcPr>
+            <w:tcW w:type="dxa" w:w="1344"/>
+            <w:vAlign w:val="center"/>
+            <w:tcBorders>
+              <w:top w:val="single" w:sz="4" w:color="A6A6A6"/>
+              <w:left w:val="single" w:sz="4" w:color="A6A6A6"/>
+              <w:bottom w:val="single" w:sz="4" w:color="A6A6A6"/>
+              <w:right w:val="single" w:sz="4" w:color="A6A6A6"/>
+            </w:tcBorders>
+          </w:tcPr>
+          <w:p>
+            <w:pPr>
+              <w:spacing w:before="0" w:after="0" w:line="276" w:lineRule="auto"/>
+              <w:ind w:firstLine="0"/>
+              <w:jc w:val="center"/>
+            </w:pPr>
+            <w:r/>
+            <w:r>
+              <w:rPr>
+                <w:rFonts w:ascii="Times New Roman" w:hAnsi="Times New Roman" w:eastAsia="楷体"/>
+                <w:b w:val="0"/>
+                <w:color w:val="000000"/>
+                <w:sz w:val="18"/>
+              </w:rPr>
+              <w:t>—</w:t>
+            </w:r>
+          </w:p>
+        </w:tc>
+      </w:tr>
+      <w:tr>
+        <w:tc>
+          <w:tcPr>
+            <w:tcW w:type="dxa" w:w="1344"/>
+            <w:vAlign w:val="center"/>
+            <w:tcBorders>
+              <w:top w:val="single" w:sz="4" w:color="A6A6A6"/>
+              <w:left w:val="single" w:sz="4" w:color="A6A6A6"/>
+              <w:bottom w:val="single" w:sz="4" w:color="A6A6A6"/>
+              <w:right w:val="single" w:sz="4" w:color="A6A6A6"/>
+            </w:tcBorders>
+          </w:tcPr>
+          <w:p>
+            <w:pPr>
+              <w:spacing w:before="0" w:after="0" w:line="276" w:lineRule="auto"/>
+              <w:ind w:firstLine="0"/>
+              <w:jc w:val="left"/>
+            </w:pPr>
+            <w:r/>
+            <w:r>
+              <w:rPr>
+                <w:rFonts w:ascii="Times New Roman" w:hAnsi="Times New Roman" w:eastAsia="楷体"/>
+                <w:b w:val="0"/>
+                <w:color w:val="000000"/>
+                <w:sz w:val="18"/>
+              </w:rPr>
+              <w:t>盐城市</w:t>
+            </w:r>
+          </w:p>
+        </w:tc>
+        <w:tc>
+          <w:tcPr>
+            <w:tcW w:type="dxa" w:w="1344"/>
+            <w:vAlign w:val="center"/>
+            <w:tcBorders>
+              <w:top w:val="single" w:sz="4" w:color="A6A6A6"/>
+              <w:left w:val="single" w:sz="4" w:color="A6A6A6"/>
+              <w:bottom w:val="single" w:sz="4" w:color="A6A6A6"/>
+              <w:right w:val="single" w:sz="4" w:color="A6A6A6"/>
+            </w:tcBorders>
+          </w:tcPr>
+          <w:p>
+            <w:pPr>
+              <w:spacing w:before="0" w:after="0" w:line="276" w:lineRule="auto"/>
+              <w:ind w:firstLine="0"/>
+              <w:jc w:val="center"/>
+            </w:pPr>
+            <w:r/>
+            <w:r>
+              <w:rPr>
+                <w:rFonts w:ascii="Times New Roman" w:hAnsi="Times New Roman" w:eastAsia="楷体"/>
+                <w:b w:val="0"/>
+                <w:color w:val="000000"/>
+                <w:sz w:val="18"/>
+              </w:rPr>
+              <w:t>8,045.30</w:t>
+            </w:r>
+          </w:p>
+        </w:tc>
+        <w:tc>
+          <w:tcPr>
+            <w:tcW w:type="dxa" w:w="1344"/>
+            <w:vAlign w:val="center"/>
+            <w:tcBorders>
+              <w:top w:val="single" w:sz="4" w:color="A6A6A6"/>
+              <w:left w:val="single" w:sz="4" w:color="A6A6A6"/>
+              <w:bottom w:val="single" w:sz="4" w:color="A6A6A6"/>
+              <w:right w:val="single" w:sz="4" w:color="A6A6A6"/>
+            </w:tcBorders>
+          </w:tcPr>
+          <w:p>
+            <w:pPr>
+              <w:spacing w:before="0" w:after="0" w:line="276" w:lineRule="auto"/>
+              <w:ind w:firstLine="0"/>
+              <w:jc w:val="center"/>
+            </w:pPr>
+            <w:r/>
+            <w:r>
+              <w:rPr>
+                <w:rFonts w:ascii="Times New Roman" w:hAnsi="Times New Roman" w:eastAsia="楷体"/>
+                <w:b w:val="0"/>
+                <w:color w:val="000000"/>
+                <w:sz w:val="18"/>
+              </w:rPr>
+              <w:t>—</w:t>
             </w:r>
           </w:p>
         </w:tc>
@@ -683,7 +1913,7 @@
                 <w:color w:val="000000"/>
                 <w:sz w:val="18"/>
               </w:rPr>
-              <w:t>3.2:46:50.8</w:t>
+              <w:t xml:space="preserve"> </w:t>
             </w:r>
           </w:p>
         </w:tc>
@@ -712,7 +1942,7 @@
                 <w:color w:val="000000"/>
                 <w:sz w:val="18"/>
               </w:rPr>
-              <w:t>183.71</w:t>
+              <w:t>515.74</w:t>
             </w:r>
           </w:p>
         </w:tc>
@@ -741,7 +1971,7 @@
                 <w:color w:val="000000"/>
                 <w:sz w:val="18"/>
               </w:rPr>
-              <w:t>277.40</w:t>
+              <w:t>—</w:t>
             </w:r>
           </w:p>
         </w:tc>
@@ -772,7 +2002,7 @@
                 <w:color w:val="000000"/>
                 <w:sz w:val="18"/>
               </w:rPr>
-              <w:t>呼和浩特市</w:t>
+              <w:t>泰州市</w:t>
             </w:r>
           </w:p>
         </w:tc>
@@ -801,7 +2031,7 @@
                 <w:color w:val="000000"/>
                 <w:sz w:val="18"/>
               </w:rPr>
-              <w:t>4,278.30</w:t>
+              <w:t>7,255.27</w:t>
             </w:r>
           </w:p>
         </w:tc>
@@ -830,7 +2060,7 @@
                 <w:color w:val="000000"/>
                 <w:sz w:val="18"/>
               </w:rPr>
-              <w:t>11.72</w:t>
+              <w:t>—</w:t>
             </w:r>
           </w:p>
         </w:tc>
@@ -859,7 +2089,7 @@
                 <w:color w:val="000000"/>
                 <w:sz w:val="18"/>
               </w:rPr>
-              <w:t>5.20%</w:t>
+              <w:t>5.30%</w:t>
             </w:r>
           </w:p>
         </w:tc>
@@ -888,7 +2118,7 @@
                 <w:color w:val="000000"/>
                 <w:sz w:val="18"/>
               </w:rPr>
-              <w:t>4.2:30.1:65.6</w:t>
+              <w:t xml:space="preserve"> </w:t>
             </w:r>
           </w:p>
         </w:tc>
@@ -917,7 +2147,7 @@
                 <w:color w:val="000000"/>
                 <w:sz w:val="18"/>
               </w:rPr>
-              <w:t>268.61</w:t>
+              <w:t>475.49</w:t>
             </w:r>
           </w:p>
         </w:tc>
@@ -946,7 +2176,7 @@
                 <w:color w:val="000000"/>
                 <w:sz w:val="18"/>
               </w:rPr>
-              <w:t>366.10</w:t>
+              <w:t>—</w:t>
             </w:r>
           </w:p>
         </w:tc>
@@ -977,7 +2207,7 @@
                 <w:color w:val="000000"/>
                 <w:sz w:val="18"/>
               </w:rPr>
-              <w:t>赤峰市</w:t>
+              <w:t>镇江市</w:t>
             </w:r>
           </w:p>
         </w:tc>
@@ -1006,7 +2236,7 @@
                 <w:color w:val="000000"/>
                 <w:sz w:val="18"/>
               </w:rPr>
-              <w:t>2,407.10</w:t>
+              <w:t>5,736.78</w:t>
             </w:r>
           </w:p>
         </w:tc>
@@ -1035,7 +2265,7 @@
                 <w:color w:val="000000"/>
                 <w:sz w:val="18"/>
               </w:rPr>
-              <w:t>6.16</w:t>
+              <w:t>—</w:t>
             </w:r>
           </w:p>
         </w:tc>
@@ -1064,7 +2294,7 @@
                 <w:color w:val="000000"/>
                 <w:sz w:val="18"/>
               </w:rPr>
-              <w:t>4.90%</w:t>
+              <w:t>5.40%</w:t>
             </w:r>
           </w:p>
         </w:tc>
@@ -1093,7 +2323,7 @@
                 <w:color w:val="000000"/>
                 <w:sz w:val="18"/>
               </w:rPr>
-              <w:t>21.1:25.5:53.4</w:t>
+              <w:t>3:45:52</w:t>
             </w:r>
           </w:p>
         </w:tc>
@@ -1122,7 +2352,7 @@
                 <w:color w:val="000000"/>
                 <w:sz w:val="18"/>
               </w:rPr>
-              <w:t>126.25</w:t>
+              <w:t>339.03</w:t>
             </w:r>
           </w:p>
         </w:tc>
@@ -1151,7 +2381,7 @@
                 <w:color w:val="000000"/>
                 <w:sz w:val="18"/>
               </w:rPr>
-              <w:t>388.70</w:t>
+              <w:t>—</w:t>
             </w:r>
           </w:p>
         </w:tc>
@@ -1182,7 +2412,7 @@
                 <w:color w:val="000000"/>
                 <w:sz w:val="18"/>
               </w:rPr>
-              <w:t>呼伦贝尔市</w:t>
+              <w:t>淮安市</w:t>
             </w:r>
           </w:p>
         </w:tc>
@@ -1211,7 +2441,7 @@
                 <w:color w:val="000000"/>
                 <w:sz w:val="18"/>
               </w:rPr>
-              <w:t>1,749.74</w:t>
+              <w:t>5,630.11</w:t>
             </w:r>
           </w:p>
         </w:tc>
@@ -1240,7 +2470,7 @@
                 <w:color w:val="000000"/>
                 <w:sz w:val="18"/>
               </w:rPr>
-              <w:t>8.21</w:t>
+              <w:t>12.49</w:t>
             </w:r>
           </w:p>
         </w:tc>
@@ -1269,7 +2499,7 @@
                 <w:color w:val="000000"/>
                 <w:sz w:val="18"/>
               </w:rPr>
-              <w:t>4.00%</w:t>
+              <w:t>5.90%</w:t>
             </w:r>
           </w:p>
         </w:tc>
@@ -1298,7 +2528,7 @@
                 <w:color w:val="000000"/>
                 <w:sz w:val="18"/>
               </w:rPr>
-              <w:t>24.2:29.3:46.5</w:t>
+              <w:t xml:space="preserve"> </w:t>
             </w:r>
           </w:p>
         </w:tc>
@@ -1327,7 +2557,7 @@
                 <w:color w:val="000000"/>
                 <w:sz w:val="18"/>
               </w:rPr>
-              <w:t>111.16</w:t>
+              <w:t>335.33</w:t>
             </w:r>
           </w:p>
         </w:tc>
@@ -1356,7 +2586,7 @@
                 <w:color w:val="000000"/>
                 <w:sz w:val="18"/>
               </w:rPr>
-              <w:t>211.90</w:t>
+              <w:t>449.34</w:t>
             </w:r>
           </w:p>
         </w:tc>
@@ -1387,7 +2617,7 @@
                 <w:color w:val="000000"/>
                 <w:sz w:val="18"/>
               </w:rPr>
-              <w:t>通辽市</w:t>
+              <w:t>宿迁市</w:t>
             </w:r>
           </w:p>
         </w:tc>
@@ -1416,7 +2646,7 @@
                 <w:color w:val="000000"/>
                 <w:sz w:val="18"/>
               </w:rPr>
-              <w:t>1,737.70</w:t>
+              <w:t>5,026.60</w:t>
             </w:r>
           </w:p>
         </w:tc>
@@ -1445,7 +2675,7 @@
                 <w:color w:val="000000"/>
                 <w:sz w:val="18"/>
               </w:rPr>
-              <w:t>6.28</w:t>
+              <w:t>—</w:t>
             </w:r>
           </w:p>
         </w:tc>
@@ -1474,7 +2704,7 @@
                 <w:color w:val="000000"/>
                 <w:sz w:val="18"/>
               </w:rPr>
-              <w:t>4.90%</w:t>
+              <w:t>5.60%</w:t>
             </w:r>
           </w:p>
         </w:tc>
@@ -1503,7 +2733,7 @@
                 <w:color w:val="000000"/>
                 <w:sz w:val="18"/>
               </w:rPr>
-              <w:t>26.1:29:44.9</w:t>
+              <w:t xml:space="preserve"> </w:t>
             </w:r>
           </w:p>
         </w:tc>
@@ -1532,7 +2762,7 @@
                 <w:color w:val="000000"/>
                 <w:sz w:val="18"/>
               </w:rPr>
-              <w:t>125.75</w:t>
+              <w:t>316.56</w:t>
             </w:r>
           </w:p>
         </w:tc>
@@ -1561,7 +2791,7 @@
                 <w:color w:val="000000"/>
                 <w:sz w:val="18"/>
               </w:rPr>
-              <w:t>275.20</w:t>
+              <w:t>—</w:t>
             </w:r>
           </w:p>
         </w:tc>
@@ -1592,7 +2822,7 @@
                 <w:color w:val="000000"/>
                 <w:sz w:val="18"/>
               </w:rPr>
-              <w:t>锡林郭勒盟</w:t>
+              <w:t>连云港市</w:t>
             </w:r>
           </w:p>
         </w:tc>
@@ -1621,7 +2851,7 @@
                 <w:color w:val="000000"/>
                 <w:sz w:val="18"/>
               </w:rPr>
-              <w:t>1,289.84</w:t>
+              <w:t>4,830.94</w:t>
             </w:r>
           </w:p>
         </w:tc>
@@ -1650,7 +2880,7 @@
                 <w:color w:val="000000"/>
                 <w:sz w:val="18"/>
               </w:rPr>
-              <w:t>11.67</w:t>
+              <w:t>10.57</w:t>
             </w:r>
           </w:p>
         </w:tc>
@@ -1708,7 +2938,7 @@
                 <w:color w:val="000000"/>
                 <w:sz w:val="18"/>
               </w:rPr>
-              <w:t>15.2:47.4:37.4</w:t>
+              <w:t>9.9:42.6:47.5</w:t>
             </w:r>
           </w:p>
         </w:tc>
@@ -1737,7 +2967,7 @@
                 <w:color w:val="000000"/>
                 <w:sz w:val="18"/>
               </w:rPr>
-              <w:t>139.00</w:t>
+              <w:t>305.74</w:t>
             </w:r>
           </w:p>
         </w:tc>
@@ -1766,1032 +2996,7 @@
                 <w:color w:val="000000"/>
                 <w:sz w:val="18"/>
               </w:rPr>
-              <w:t>110.30</w:t>
-            </w:r>
-          </w:p>
-        </w:tc>
-      </w:tr>
-      <w:tr>
-        <w:tc>
-          <w:tcPr>
-            <w:tcW w:type="dxa" w:w="1344"/>
-            <w:vAlign w:val="center"/>
-            <w:tcBorders>
-              <w:top w:val="single" w:sz="4" w:color="A6A6A6"/>
-              <w:left w:val="single" w:sz="4" w:color="A6A6A6"/>
-              <w:bottom w:val="single" w:sz="4" w:color="A6A6A6"/>
-              <w:right w:val="single" w:sz="4" w:color="A6A6A6"/>
-            </w:tcBorders>
-          </w:tcPr>
-          <w:p>
-            <w:pPr>
-              <w:spacing w:before="0" w:after="0" w:line="276" w:lineRule="auto"/>
-              <w:ind w:firstLine="0"/>
-              <w:jc w:val="left"/>
-            </w:pPr>
-            <w:r/>
-            <w:r>
-              <w:rPr>
-                <w:rFonts w:ascii="Times New Roman" w:hAnsi="Times New Roman" w:eastAsia="楷体"/>
-                <w:b w:val="0"/>
-                <w:color w:val="000000"/>
-                <w:sz w:val="18"/>
-              </w:rPr>
-              <w:t>巴彦淖尔市</w:t>
-            </w:r>
-          </w:p>
-        </w:tc>
-        <w:tc>
-          <w:tcPr>
-            <w:tcW w:type="dxa" w:w="1344"/>
-            <w:vAlign w:val="center"/>
-            <w:tcBorders>
-              <w:top w:val="single" w:sz="4" w:color="A6A6A6"/>
-              <w:left w:val="single" w:sz="4" w:color="A6A6A6"/>
-              <w:bottom w:val="single" w:sz="4" w:color="A6A6A6"/>
-              <w:right w:val="single" w:sz="4" w:color="A6A6A6"/>
-            </w:tcBorders>
-          </w:tcPr>
-          <w:p>
-            <w:pPr>
-              <w:spacing w:before="0" w:after="0" w:line="276" w:lineRule="auto"/>
-              <w:ind w:firstLine="0"/>
-              <w:jc w:val="center"/>
-            </w:pPr>
-            <w:r/>
-            <w:r>
-              <w:rPr>
-                <w:rFonts w:ascii="Times New Roman" w:hAnsi="Times New Roman" w:eastAsia="楷体"/>
-                <w:b w:val="0"/>
-                <w:color w:val="000000"/>
-                <w:sz w:val="18"/>
-              </w:rPr>
-              <w:t>1,277.60</w:t>
-            </w:r>
-          </w:p>
-        </w:tc>
-        <w:tc>
-          <w:tcPr>
-            <w:tcW w:type="dxa" w:w="1344"/>
-            <w:vAlign w:val="center"/>
-            <w:tcBorders>
-              <w:top w:val="single" w:sz="4" w:color="A6A6A6"/>
-              <w:left w:val="single" w:sz="4" w:color="A6A6A6"/>
-              <w:bottom w:val="single" w:sz="4" w:color="A6A6A6"/>
-              <w:right w:val="single" w:sz="4" w:color="A6A6A6"/>
-            </w:tcBorders>
-          </w:tcPr>
-          <w:p>
-            <w:pPr>
-              <w:spacing w:before="0" w:after="0" w:line="276" w:lineRule="auto"/>
-              <w:ind w:firstLine="0"/>
-              <w:jc w:val="center"/>
-            </w:pPr>
-            <w:r/>
-            <w:r>
-              <w:rPr>
-                <w:rFonts w:ascii="Times New Roman" w:hAnsi="Times New Roman" w:eastAsia="楷体"/>
-                <w:b w:val="0"/>
-                <w:color w:val="000000"/>
-                <w:sz w:val="18"/>
-              </w:rPr>
-              <w:t>8.63</w:t>
-            </w:r>
-          </w:p>
-        </w:tc>
-        <w:tc>
-          <w:tcPr>
-            <w:tcW w:type="dxa" w:w="1344"/>
-            <w:vAlign w:val="center"/>
-            <w:tcBorders>
-              <w:top w:val="single" w:sz="4" w:color="A6A6A6"/>
-              <w:left w:val="single" w:sz="4" w:color="A6A6A6"/>
-              <w:bottom w:val="single" w:sz="4" w:color="A6A6A6"/>
-              <w:right w:val="single" w:sz="4" w:color="A6A6A6"/>
-            </w:tcBorders>
-          </w:tcPr>
-          <w:p>
-            <w:pPr>
-              <w:spacing w:before="0" w:after="0" w:line="276" w:lineRule="auto"/>
-              <w:ind w:firstLine="0"/>
-              <w:jc w:val="center"/>
-            </w:pPr>
-            <w:r/>
-            <w:r>
-              <w:rPr>
-                <w:rFonts w:ascii="Times New Roman" w:hAnsi="Times New Roman" w:eastAsia="楷体"/>
-                <w:b w:val="0"/>
-                <w:color w:val="000000"/>
-                <w:sz w:val="18"/>
-              </w:rPr>
-              <w:t>4.50%</w:t>
-            </w:r>
-          </w:p>
-        </w:tc>
-        <w:tc>
-          <w:tcPr>
-            <w:tcW w:type="dxa" w:w="1344"/>
-            <w:vAlign w:val="center"/>
-            <w:tcBorders>
-              <w:top w:val="single" w:sz="4" w:color="A6A6A6"/>
-              <w:left w:val="single" w:sz="4" w:color="A6A6A6"/>
-              <w:bottom w:val="single" w:sz="4" w:color="A6A6A6"/>
-              <w:right w:val="single" w:sz="4" w:color="A6A6A6"/>
-            </w:tcBorders>
-          </w:tcPr>
-          <w:p>
-            <w:pPr>
-              <w:spacing w:before="0" w:after="0" w:line="276" w:lineRule="auto"/>
-              <w:ind w:firstLine="0"/>
-              <w:jc w:val="center"/>
-            </w:pPr>
-            <w:r/>
-            <w:r>
-              <w:rPr>
-                <w:rFonts w:ascii="Times New Roman" w:hAnsi="Times New Roman" w:eastAsia="楷体"/>
-                <w:b w:val="0"/>
-                <w:color w:val="000000"/>
-                <w:sz w:val="18"/>
-              </w:rPr>
-              <w:t>27.3:27.6:45.1</w:t>
-            </w:r>
-          </w:p>
-        </w:tc>
-        <w:tc>
-          <w:tcPr>
-            <w:tcW w:type="dxa" w:w="1344"/>
-            <w:vAlign w:val="center"/>
-            <w:tcBorders>
-              <w:top w:val="single" w:sz="4" w:color="A6A6A6"/>
-              <w:left w:val="single" w:sz="4" w:color="A6A6A6"/>
-              <w:bottom w:val="single" w:sz="4" w:color="A6A6A6"/>
-              <w:right w:val="single" w:sz="4" w:color="A6A6A6"/>
-            </w:tcBorders>
-          </w:tcPr>
-          <w:p>
-            <w:pPr>
-              <w:spacing w:before="0" w:after="0" w:line="276" w:lineRule="auto"/>
-              <w:ind w:firstLine="0"/>
-              <w:jc w:val="center"/>
-            </w:pPr>
-            <w:r/>
-            <w:r>
-              <w:rPr>
-                <w:rFonts w:ascii="Times New Roman" w:hAnsi="Times New Roman" w:eastAsia="楷体"/>
-                <w:b w:val="0"/>
-                <w:color w:val="000000"/>
-                <w:sz w:val="18"/>
-              </w:rPr>
-              <w:t>90.69</w:t>
-            </w:r>
-          </w:p>
-        </w:tc>
-        <w:tc>
-          <w:tcPr>
-            <w:tcW w:type="dxa" w:w="1344"/>
-            <w:vAlign w:val="center"/>
-            <w:tcBorders>
-              <w:top w:val="single" w:sz="4" w:color="A6A6A6"/>
-              <w:left w:val="single" w:sz="4" w:color="A6A6A6"/>
-              <w:bottom w:val="single" w:sz="4" w:color="A6A6A6"/>
-              <w:right w:val="single" w:sz="4" w:color="A6A6A6"/>
-            </w:tcBorders>
-          </w:tcPr>
-          <w:p>
-            <w:pPr>
-              <w:spacing w:before="0" w:after="0" w:line="276" w:lineRule="auto"/>
-              <w:ind w:firstLine="0"/>
-              <w:jc w:val="center"/>
-            </w:pPr>
-            <w:r/>
-            <w:r>
-              <w:rPr>
-                <w:rFonts w:ascii="Times New Roman" w:hAnsi="Times New Roman" w:eastAsia="楷体"/>
-                <w:b w:val="0"/>
-                <w:color w:val="000000"/>
-                <w:sz w:val="18"/>
-              </w:rPr>
-              <w:t>147.00</w:t>
-            </w:r>
-          </w:p>
-        </w:tc>
-      </w:tr>
-      <w:tr>
-        <w:tc>
-          <w:tcPr>
-            <w:tcW w:type="dxa" w:w="1344"/>
-            <w:vAlign w:val="center"/>
-            <w:tcBorders>
-              <w:top w:val="single" w:sz="4" w:color="A6A6A6"/>
-              <w:left w:val="single" w:sz="4" w:color="A6A6A6"/>
-              <w:bottom w:val="single" w:sz="4" w:color="A6A6A6"/>
-              <w:right w:val="single" w:sz="4" w:color="A6A6A6"/>
-            </w:tcBorders>
-          </w:tcPr>
-          <w:p>
-            <w:pPr>
-              <w:spacing w:before="0" w:after="0" w:line="276" w:lineRule="auto"/>
-              <w:ind w:firstLine="0"/>
-              <w:jc w:val="left"/>
-            </w:pPr>
-            <w:r/>
-            <w:r>
-              <w:rPr>
-                <w:rFonts w:ascii="Times New Roman" w:hAnsi="Times New Roman" w:eastAsia="楷体"/>
-                <w:b w:val="0"/>
-                <w:color w:val="000000"/>
-                <w:sz w:val="18"/>
-              </w:rPr>
-              <w:t>乌兰察布市</w:t>
-            </w:r>
-          </w:p>
-        </w:tc>
-        <w:tc>
-          <w:tcPr>
-            <w:tcW w:type="dxa" w:w="1344"/>
-            <w:vAlign w:val="center"/>
-            <w:tcBorders>
-              <w:top w:val="single" w:sz="4" w:color="A6A6A6"/>
-              <w:left w:val="single" w:sz="4" w:color="A6A6A6"/>
-              <w:bottom w:val="single" w:sz="4" w:color="A6A6A6"/>
-              <w:right w:val="single" w:sz="4" w:color="A6A6A6"/>
-            </w:tcBorders>
-          </w:tcPr>
-          <w:p>
-            <w:pPr>
-              <w:spacing w:before="0" w:after="0" w:line="276" w:lineRule="auto"/>
-              <w:ind w:firstLine="0"/>
-              <w:jc w:val="center"/>
-            </w:pPr>
-            <w:r/>
-            <w:r>
-              <w:rPr>
-                <w:rFonts w:ascii="Times New Roman" w:hAnsi="Times New Roman" w:eastAsia="楷体"/>
-                <w:b w:val="0"/>
-                <w:color w:val="000000"/>
-                <w:sz w:val="18"/>
-              </w:rPr>
-              <w:t>1,260.30</w:t>
-            </w:r>
-          </w:p>
-        </w:tc>
-        <w:tc>
-          <w:tcPr>
-            <w:tcW w:type="dxa" w:w="1344"/>
-            <w:vAlign w:val="center"/>
-            <w:tcBorders>
-              <w:top w:val="single" w:sz="4" w:color="A6A6A6"/>
-              <w:left w:val="single" w:sz="4" w:color="A6A6A6"/>
-              <w:bottom w:val="single" w:sz="4" w:color="A6A6A6"/>
-              <w:right w:val="single" w:sz="4" w:color="A6A6A6"/>
-            </w:tcBorders>
-          </w:tcPr>
-          <w:p>
-            <w:pPr>
-              <w:spacing w:before="0" w:after="0" w:line="276" w:lineRule="auto"/>
-              <w:ind w:firstLine="0"/>
-              <w:jc w:val="center"/>
-            </w:pPr>
-            <w:r/>
-            <w:r>
-              <w:rPr>
-                <w:rFonts w:ascii="Times New Roman" w:hAnsi="Times New Roman" w:eastAsia="楷体"/>
-                <w:b w:val="0"/>
-                <w:color w:val="000000"/>
-                <w:sz w:val="18"/>
-              </w:rPr>
-              <w:t>8.03</w:t>
-            </w:r>
-          </w:p>
-        </w:tc>
-        <w:tc>
-          <w:tcPr>
-            <w:tcW w:type="dxa" w:w="1344"/>
-            <w:vAlign w:val="center"/>
-            <w:tcBorders>
-              <w:top w:val="single" w:sz="4" w:color="A6A6A6"/>
-              <w:left w:val="single" w:sz="4" w:color="A6A6A6"/>
-              <w:bottom w:val="single" w:sz="4" w:color="A6A6A6"/>
-              <w:right w:val="single" w:sz="4" w:color="A6A6A6"/>
-            </w:tcBorders>
-          </w:tcPr>
-          <w:p>
-            <w:pPr>
-              <w:spacing w:before="0" w:after="0" w:line="276" w:lineRule="auto"/>
-              <w:ind w:firstLine="0"/>
-              <w:jc w:val="center"/>
-            </w:pPr>
-            <w:r/>
-            <w:r>
-              <w:rPr>
-                <w:rFonts w:ascii="Times New Roman" w:hAnsi="Times New Roman" w:eastAsia="楷体"/>
-                <w:b w:val="0"/>
-                <w:color w:val="000000"/>
-                <w:sz w:val="18"/>
-              </w:rPr>
-              <w:t>4.80%</w:t>
-            </w:r>
-          </w:p>
-        </w:tc>
-        <w:tc>
-          <w:tcPr>
-            <w:tcW w:type="dxa" w:w="1344"/>
-            <w:vAlign w:val="center"/>
-            <w:tcBorders>
-              <w:top w:val="single" w:sz="4" w:color="A6A6A6"/>
-              <w:left w:val="single" w:sz="4" w:color="A6A6A6"/>
-              <w:bottom w:val="single" w:sz="4" w:color="A6A6A6"/>
-              <w:right w:val="single" w:sz="4" w:color="A6A6A6"/>
-            </w:tcBorders>
-          </w:tcPr>
-          <w:p>
-            <w:pPr>
-              <w:spacing w:before="0" w:after="0" w:line="276" w:lineRule="auto"/>
-              <w:ind w:firstLine="0"/>
-              <w:jc w:val="center"/>
-            </w:pPr>
-            <w:r/>
-            <w:r>
-              <w:rPr>
-                <w:rFonts w:ascii="Times New Roman" w:hAnsi="Times New Roman" w:eastAsia="楷体"/>
-                <w:b w:val="0"/>
-                <w:color w:val="000000"/>
-                <w:sz w:val="18"/>
-              </w:rPr>
-              <w:t>16.2:32.6:51.2</w:t>
-            </w:r>
-          </w:p>
-        </w:tc>
-        <w:tc>
-          <w:tcPr>
-            <w:tcW w:type="dxa" w:w="1344"/>
-            <w:vAlign w:val="center"/>
-            <w:tcBorders>
-              <w:top w:val="single" w:sz="4" w:color="A6A6A6"/>
-              <w:left w:val="single" w:sz="4" w:color="A6A6A6"/>
-              <w:bottom w:val="single" w:sz="4" w:color="A6A6A6"/>
-              <w:right w:val="single" w:sz="4" w:color="A6A6A6"/>
-            </w:tcBorders>
-          </w:tcPr>
-          <w:p>
-            <w:pPr>
-              <w:spacing w:before="0" w:after="0" w:line="276" w:lineRule="auto"/>
-              <w:ind w:firstLine="0"/>
-              <w:jc w:val="center"/>
-            </w:pPr>
-            <w:r/>
-            <w:r>
-              <w:rPr>
-                <w:rFonts w:ascii="Times New Roman" w:hAnsi="Times New Roman" w:eastAsia="楷体"/>
-                <w:b w:val="0"/>
-                <w:color w:val="000000"/>
-                <w:sz w:val="18"/>
-              </w:rPr>
-              <w:t>76.90</w:t>
-            </w:r>
-          </w:p>
-        </w:tc>
-        <w:tc>
-          <w:tcPr>
-            <w:tcW w:type="dxa" w:w="1344"/>
-            <w:vAlign w:val="center"/>
-            <w:tcBorders>
-              <w:top w:val="single" w:sz="4" w:color="A6A6A6"/>
-              <w:left w:val="single" w:sz="4" w:color="A6A6A6"/>
-              <w:bottom w:val="single" w:sz="4" w:color="A6A6A6"/>
-              <w:right w:val="single" w:sz="4" w:color="A6A6A6"/>
-            </w:tcBorders>
-          </w:tcPr>
-          <w:p>
-            <w:pPr>
-              <w:spacing w:before="0" w:after="0" w:line="276" w:lineRule="auto"/>
-              <w:ind w:firstLine="0"/>
-              <w:jc w:val="center"/>
-            </w:pPr>
-            <w:r/>
-            <w:r>
-              <w:rPr>
-                <w:rFonts w:ascii="Times New Roman" w:hAnsi="Times New Roman" w:eastAsia="楷体"/>
-                <w:b w:val="0"/>
-                <w:color w:val="000000"/>
-                <w:sz w:val="18"/>
-              </w:rPr>
-              <w:t>155.70</w:t>
-            </w:r>
-          </w:p>
-        </w:tc>
-      </w:tr>
-      <w:tr>
-        <w:tc>
-          <w:tcPr>
-            <w:tcW w:type="dxa" w:w="1344"/>
-            <w:vAlign w:val="center"/>
-            <w:tcBorders>
-              <w:top w:val="single" w:sz="4" w:color="A6A6A6"/>
-              <w:left w:val="single" w:sz="4" w:color="A6A6A6"/>
-              <w:bottom w:val="single" w:sz="4" w:color="A6A6A6"/>
-              <w:right w:val="single" w:sz="4" w:color="A6A6A6"/>
-            </w:tcBorders>
-          </w:tcPr>
-          <w:p>
-            <w:pPr>
-              <w:spacing w:before="0" w:after="0" w:line="276" w:lineRule="auto"/>
-              <w:ind w:firstLine="0"/>
-              <w:jc w:val="left"/>
-            </w:pPr>
-            <w:r/>
-            <w:r>
-              <w:rPr>
-                <w:rFonts w:ascii="Times New Roman" w:hAnsi="Times New Roman" w:eastAsia="楷体"/>
-                <w:b w:val="0"/>
-                <w:color w:val="000000"/>
-                <w:sz w:val="18"/>
-              </w:rPr>
-              <w:t>兴安盟</w:t>
-            </w:r>
-          </w:p>
-        </w:tc>
-        <w:tc>
-          <w:tcPr>
-            <w:tcW w:type="dxa" w:w="1344"/>
-            <w:vAlign w:val="center"/>
-            <w:tcBorders>
-              <w:top w:val="single" w:sz="4" w:color="A6A6A6"/>
-              <w:left w:val="single" w:sz="4" w:color="A6A6A6"/>
-              <w:bottom w:val="single" w:sz="4" w:color="A6A6A6"/>
-              <w:right w:val="single" w:sz="4" w:color="A6A6A6"/>
-            </w:tcBorders>
-          </w:tcPr>
-          <w:p>
-            <w:pPr>
-              <w:spacing w:before="0" w:after="0" w:line="276" w:lineRule="auto"/>
-              <w:ind w:firstLine="0"/>
-              <w:jc w:val="center"/>
-            </w:pPr>
-            <w:r/>
-            <w:r>
-              <w:rPr>
-                <w:rFonts w:ascii="Times New Roman" w:hAnsi="Times New Roman" w:eastAsia="楷体"/>
-                <w:b w:val="0"/>
-                <w:color w:val="000000"/>
-                <w:sz w:val="18"/>
-              </w:rPr>
-              <w:t>850.09</w:t>
-            </w:r>
-          </w:p>
-        </w:tc>
-        <w:tc>
-          <w:tcPr>
-            <w:tcW w:type="dxa" w:w="1344"/>
-            <w:vAlign w:val="center"/>
-            <w:tcBorders>
-              <w:top w:val="single" w:sz="4" w:color="A6A6A6"/>
-              <w:left w:val="single" w:sz="4" w:color="A6A6A6"/>
-              <w:bottom w:val="single" w:sz="4" w:color="A6A6A6"/>
-              <w:right w:val="single" w:sz="4" w:color="A6A6A6"/>
-            </w:tcBorders>
-          </w:tcPr>
-          <w:p>
-            <w:pPr>
-              <w:spacing w:before="0" w:after="0" w:line="276" w:lineRule="auto"/>
-              <w:ind w:firstLine="0"/>
-              <w:jc w:val="center"/>
-            </w:pPr>
-            <w:r/>
-            <w:r>
-              <w:rPr>
-                <w:rFonts w:ascii="Times New Roman" w:hAnsi="Times New Roman" w:eastAsia="楷体"/>
-                <w:b w:val="0"/>
-                <w:color w:val="000000"/>
-                <w:sz w:val="18"/>
-              </w:rPr>
-              <w:t>6.23</w:t>
-            </w:r>
-          </w:p>
-        </w:tc>
-        <w:tc>
-          <w:tcPr>
-            <w:tcW w:type="dxa" w:w="1344"/>
-            <w:vAlign w:val="center"/>
-            <w:tcBorders>
-              <w:top w:val="single" w:sz="4" w:color="A6A6A6"/>
-              <w:left w:val="single" w:sz="4" w:color="A6A6A6"/>
-              <w:bottom w:val="single" w:sz="4" w:color="A6A6A6"/>
-              <w:right w:val="single" w:sz="4" w:color="A6A6A6"/>
-            </w:tcBorders>
-          </w:tcPr>
-          <w:p>
-            <w:pPr>
-              <w:spacing w:before="0" w:after="0" w:line="276" w:lineRule="auto"/>
-              <w:ind w:firstLine="0"/>
-              <w:jc w:val="center"/>
-            </w:pPr>
-            <w:r/>
-            <w:r>
-              <w:rPr>
-                <w:rFonts w:ascii="Times New Roman" w:hAnsi="Times New Roman" w:eastAsia="楷体"/>
-                <w:b w:val="0"/>
-                <w:color w:val="000000"/>
-                <w:sz w:val="18"/>
-              </w:rPr>
-              <w:t>4.50%</w:t>
-            </w:r>
-          </w:p>
-        </w:tc>
-        <w:tc>
-          <w:tcPr>
-            <w:tcW w:type="dxa" w:w="1344"/>
-            <w:vAlign w:val="center"/>
-            <w:tcBorders>
-              <w:top w:val="single" w:sz="4" w:color="A6A6A6"/>
-              <w:left w:val="single" w:sz="4" w:color="A6A6A6"/>
-              <w:bottom w:val="single" w:sz="4" w:color="A6A6A6"/>
-              <w:right w:val="single" w:sz="4" w:color="A6A6A6"/>
-            </w:tcBorders>
-          </w:tcPr>
-          <w:p>
-            <w:pPr>
-              <w:spacing w:before="0" w:after="0" w:line="276" w:lineRule="auto"/>
-              <w:ind w:firstLine="0"/>
-              <w:jc w:val="center"/>
-            </w:pPr>
-            <w:r/>
-            <w:r>
-              <w:rPr>
-                <w:rFonts w:ascii="Times New Roman" w:hAnsi="Times New Roman" w:eastAsia="楷体"/>
-                <w:b w:val="0"/>
-                <w:color w:val="000000"/>
-                <w:sz w:val="18"/>
-              </w:rPr>
-              <w:t>34.9:23.2:41.9</w:t>
-            </w:r>
-          </w:p>
-        </w:tc>
-        <w:tc>
-          <w:tcPr>
-            <w:tcW w:type="dxa" w:w="1344"/>
-            <w:vAlign w:val="center"/>
-            <w:tcBorders>
-              <w:top w:val="single" w:sz="4" w:color="A6A6A6"/>
-              <w:left w:val="single" w:sz="4" w:color="A6A6A6"/>
-              <w:bottom w:val="single" w:sz="4" w:color="A6A6A6"/>
-              <w:right w:val="single" w:sz="4" w:color="A6A6A6"/>
-            </w:tcBorders>
-          </w:tcPr>
-          <w:p>
-            <w:pPr>
-              <w:spacing w:before="0" w:after="0" w:line="276" w:lineRule="auto"/>
-              <w:ind w:firstLine="0"/>
-              <w:jc w:val="center"/>
-            </w:pPr>
-            <w:r/>
-            <w:r>
-              <w:rPr>
-                <w:rFonts w:ascii="Times New Roman" w:hAnsi="Times New Roman" w:eastAsia="楷体"/>
-                <w:b w:val="0"/>
-                <w:color w:val="000000"/>
-                <w:sz w:val="18"/>
-              </w:rPr>
-              <w:t>41.40</w:t>
-            </w:r>
-          </w:p>
-        </w:tc>
-        <w:tc>
-          <w:tcPr>
-            <w:tcW w:type="dxa" w:w="1344"/>
-            <w:vAlign w:val="center"/>
-            <w:tcBorders>
-              <w:top w:val="single" w:sz="4" w:color="A6A6A6"/>
-              <w:left w:val="single" w:sz="4" w:color="A6A6A6"/>
-              <w:bottom w:val="single" w:sz="4" w:color="A6A6A6"/>
-              <w:right w:val="single" w:sz="4" w:color="A6A6A6"/>
-            </w:tcBorders>
-          </w:tcPr>
-          <w:p>
-            <w:pPr>
-              <w:spacing w:before="0" w:after="0" w:line="276" w:lineRule="auto"/>
-              <w:ind w:firstLine="0"/>
-              <w:jc w:val="center"/>
-            </w:pPr>
-            <w:r/>
-            <w:r>
-              <w:rPr>
-                <w:rFonts w:ascii="Times New Roman" w:hAnsi="Times New Roman" w:eastAsia="楷体"/>
-                <w:b w:val="0"/>
-                <w:color w:val="000000"/>
-                <w:sz w:val="18"/>
-              </w:rPr>
-              <w:t>135.50</w:t>
-            </w:r>
-          </w:p>
-        </w:tc>
-      </w:tr>
-      <w:tr>
-        <w:tc>
-          <w:tcPr>
-            <w:tcW w:type="dxa" w:w="1344"/>
-            <w:vAlign w:val="center"/>
-            <w:tcBorders>
-              <w:top w:val="single" w:sz="4" w:color="A6A6A6"/>
-              <w:left w:val="single" w:sz="4" w:color="A6A6A6"/>
-              <w:bottom w:val="single" w:sz="4" w:color="A6A6A6"/>
-              <w:right w:val="single" w:sz="4" w:color="A6A6A6"/>
-            </w:tcBorders>
-          </w:tcPr>
-          <w:p>
-            <w:pPr>
-              <w:spacing w:before="0" w:after="0" w:line="276" w:lineRule="auto"/>
-              <w:ind w:firstLine="0"/>
-              <w:jc w:val="left"/>
-            </w:pPr>
-            <w:r/>
-            <w:r>
-              <w:rPr>
-                <w:rFonts w:ascii="Times New Roman" w:hAnsi="Times New Roman" w:eastAsia="楷体"/>
-                <w:b w:val="0"/>
-                <w:color w:val="000000"/>
-                <w:sz w:val="18"/>
-              </w:rPr>
-              <w:t>乌海市</w:t>
-            </w:r>
-          </w:p>
-        </w:tc>
-        <w:tc>
-          <w:tcPr>
-            <w:tcW w:type="dxa" w:w="1344"/>
-            <w:vAlign w:val="center"/>
-            <w:tcBorders>
-              <w:top w:val="single" w:sz="4" w:color="A6A6A6"/>
-              <w:left w:val="single" w:sz="4" w:color="A6A6A6"/>
-              <w:bottom w:val="single" w:sz="4" w:color="A6A6A6"/>
-              <w:right w:val="single" w:sz="4" w:color="A6A6A6"/>
-            </w:tcBorders>
-          </w:tcPr>
-          <w:p>
-            <w:pPr>
-              <w:spacing w:before="0" w:after="0" w:line="276" w:lineRule="auto"/>
-              <w:ind w:firstLine="0"/>
-              <w:jc w:val="center"/>
-            </w:pPr>
-            <w:r/>
-            <w:r>
-              <w:rPr>
-                <w:rFonts w:ascii="Times New Roman" w:hAnsi="Times New Roman" w:eastAsia="楷体"/>
-                <w:b w:val="0"/>
-                <w:color w:val="000000"/>
-                <w:sz w:val="18"/>
-              </w:rPr>
-              <w:t>540.75</w:t>
-            </w:r>
-          </w:p>
-        </w:tc>
-        <w:tc>
-          <w:tcPr>
-            <w:tcW w:type="dxa" w:w="1344"/>
-            <w:vAlign w:val="center"/>
-            <w:tcBorders>
-              <w:top w:val="single" w:sz="4" w:color="A6A6A6"/>
-              <w:left w:val="single" w:sz="4" w:color="A6A6A6"/>
-              <w:bottom w:val="single" w:sz="4" w:color="A6A6A6"/>
-              <w:right w:val="single" w:sz="4" w:color="A6A6A6"/>
-            </w:tcBorders>
-          </w:tcPr>
-          <w:p>
-            <w:pPr>
-              <w:spacing w:before="0" w:after="0" w:line="276" w:lineRule="auto"/>
-              <w:ind w:firstLine="0"/>
-              <w:jc w:val="center"/>
-            </w:pPr>
-            <w:r/>
-            <w:r>
-              <w:rPr>
-                <w:rFonts w:ascii="Times New Roman" w:hAnsi="Times New Roman" w:eastAsia="楷体"/>
-                <w:b w:val="0"/>
-                <w:color w:val="000000"/>
-                <w:sz w:val="18"/>
-              </w:rPr>
-              <w:t>9.74</w:t>
-            </w:r>
-          </w:p>
-        </w:tc>
-        <w:tc>
-          <w:tcPr>
-            <w:tcW w:type="dxa" w:w="1344"/>
-            <w:vAlign w:val="center"/>
-            <w:tcBorders>
-              <w:top w:val="single" w:sz="4" w:color="A6A6A6"/>
-              <w:left w:val="single" w:sz="4" w:color="A6A6A6"/>
-              <w:bottom w:val="single" w:sz="4" w:color="A6A6A6"/>
-              <w:right w:val="single" w:sz="4" w:color="A6A6A6"/>
-            </w:tcBorders>
-          </w:tcPr>
-          <w:p>
-            <w:pPr>
-              <w:spacing w:before="0" w:after="0" w:line="276" w:lineRule="auto"/>
-              <w:ind w:firstLine="0"/>
-              <w:jc w:val="center"/>
-            </w:pPr>
-            <w:r/>
-            <w:r>
-              <w:rPr>
-                <w:rFonts w:ascii="Times New Roman" w:hAnsi="Times New Roman" w:eastAsia="楷体"/>
-                <w:b w:val="0"/>
-                <w:color w:val="000000"/>
-                <w:sz w:val="18"/>
-              </w:rPr>
-              <w:t>-4.30%</w:t>
-            </w:r>
-          </w:p>
-        </w:tc>
-        <w:tc>
-          <w:tcPr>
-            <w:tcW w:type="dxa" w:w="1344"/>
-            <w:vAlign w:val="center"/>
-            <w:tcBorders>
-              <w:top w:val="single" w:sz="4" w:color="A6A6A6"/>
-              <w:left w:val="single" w:sz="4" w:color="A6A6A6"/>
-              <w:bottom w:val="single" w:sz="4" w:color="A6A6A6"/>
-              <w:right w:val="single" w:sz="4" w:color="A6A6A6"/>
-            </w:tcBorders>
-          </w:tcPr>
-          <w:p>
-            <w:pPr>
-              <w:spacing w:before="0" w:after="0" w:line="276" w:lineRule="auto"/>
-              <w:ind w:firstLine="0"/>
-              <w:jc w:val="center"/>
-            </w:pPr>
-            <w:r/>
-            <w:r>
-              <w:rPr>
-                <w:rFonts w:ascii="Times New Roman" w:hAnsi="Times New Roman" w:eastAsia="楷体"/>
-                <w:b w:val="0"/>
-                <w:color w:val="000000"/>
-                <w:sz w:val="18"/>
-              </w:rPr>
-              <w:t>1.6:45.7:52.7</w:t>
-            </w:r>
-          </w:p>
-        </w:tc>
-        <w:tc>
-          <w:tcPr>
-            <w:tcW w:type="dxa" w:w="1344"/>
-            <w:vAlign w:val="center"/>
-            <w:tcBorders>
-              <w:top w:val="single" w:sz="4" w:color="A6A6A6"/>
-              <w:left w:val="single" w:sz="4" w:color="A6A6A6"/>
-              <w:bottom w:val="single" w:sz="4" w:color="A6A6A6"/>
-              <w:right w:val="single" w:sz="4" w:color="A6A6A6"/>
-            </w:tcBorders>
-          </w:tcPr>
-          <w:p>
-            <w:pPr>
-              <w:spacing w:before="0" w:after="0" w:line="276" w:lineRule="auto"/>
-              <w:ind w:firstLine="0"/>
-              <w:jc w:val="center"/>
-            </w:pPr>
-            <w:r/>
-            <w:r>
-              <w:rPr>
-                <w:rFonts w:ascii="Times New Roman" w:hAnsi="Times New Roman" w:eastAsia="楷体"/>
-                <w:b w:val="0"/>
-                <w:color w:val="000000"/>
-                <w:sz w:val="18"/>
-              </w:rPr>
-              <w:t>86.06</w:t>
-            </w:r>
-          </w:p>
-        </w:tc>
-        <w:tc>
-          <w:tcPr>
-            <w:tcW w:type="dxa" w:w="1344"/>
-            <w:vAlign w:val="center"/>
-            <w:tcBorders>
-              <w:top w:val="single" w:sz="4" w:color="A6A6A6"/>
-              <w:left w:val="single" w:sz="4" w:color="A6A6A6"/>
-              <w:bottom w:val="single" w:sz="4" w:color="A6A6A6"/>
-              <w:right w:val="single" w:sz="4" w:color="A6A6A6"/>
-            </w:tcBorders>
-          </w:tcPr>
-          <w:p>
-            <w:pPr>
-              <w:spacing w:before="0" w:after="0" w:line="276" w:lineRule="auto"/>
-              <w:ind w:firstLine="0"/>
-              <w:jc w:val="center"/>
-            </w:pPr>
-            <w:r/>
-            <w:r>
-              <w:rPr>
-                <w:rFonts w:ascii="Times New Roman" w:hAnsi="Times New Roman" w:eastAsia="楷体"/>
-                <w:b w:val="0"/>
-                <w:color w:val="000000"/>
-                <w:sz w:val="18"/>
-              </w:rPr>
-              <w:t>54.90</w:t>
-            </w:r>
-          </w:p>
-        </w:tc>
-      </w:tr>
-      <w:tr>
-        <w:tc>
-          <w:tcPr>
-            <w:tcW w:type="dxa" w:w="1344"/>
-            <w:vAlign w:val="center"/>
-            <w:tcBorders>
-              <w:top w:val="single" w:sz="4" w:color="A6A6A6"/>
-              <w:left w:val="single" w:sz="4" w:color="A6A6A6"/>
-              <w:bottom w:val="single" w:sz="4" w:color="A6A6A6"/>
-              <w:right w:val="single" w:sz="4" w:color="A6A6A6"/>
-            </w:tcBorders>
-          </w:tcPr>
-          <w:p>
-            <w:pPr>
-              <w:spacing w:before="0" w:after="0" w:line="276" w:lineRule="auto"/>
-              <w:ind w:firstLine="0"/>
-              <w:jc w:val="left"/>
-            </w:pPr>
-            <w:r/>
-            <w:r>
-              <w:rPr>
-                <w:rFonts w:ascii="Times New Roman" w:hAnsi="Times New Roman" w:eastAsia="楷体"/>
-                <w:b w:val="0"/>
-                <w:color w:val="000000"/>
-                <w:sz w:val="18"/>
-              </w:rPr>
-              <w:t>阿拉善盟</w:t>
-            </w:r>
-          </w:p>
-        </w:tc>
-        <w:tc>
-          <w:tcPr>
-            <w:tcW w:type="dxa" w:w="1344"/>
-            <w:vAlign w:val="center"/>
-            <w:tcBorders>
-              <w:top w:val="single" w:sz="4" w:color="A6A6A6"/>
-              <w:left w:val="single" w:sz="4" w:color="A6A6A6"/>
-              <w:bottom w:val="single" w:sz="4" w:color="A6A6A6"/>
-              <w:right w:val="single" w:sz="4" w:color="A6A6A6"/>
-            </w:tcBorders>
-          </w:tcPr>
-          <w:p>
-            <w:pPr>
-              <w:spacing w:before="0" w:after="0" w:line="276" w:lineRule="auto"/>
-              <w:ind w:firstLine="0"/>
-              <w:jc w:val="center"/>
-            </w:pPr>
-            <w:r/>
-            <w:r>
-              <w:rPr>
-                <w:rFonts w:ascii="Times New Roman" w:hAnsi="Times New Roman" w:eastAsia="楷体"/>
-                <w:b w:val="0"/>
-                <w:color w:val="000000"/>
-                <w:sz w:val="18"/>
-              </w:rPr>
-              <w:t>418.80</w:t>
-            </w:r>
-          </w:p>
-        </w:tc>
-        <w:tc>
-          <w:tcPr>
-            <w:tcW w:type="dxa" w:w="1344"/>
-            <w:vAlign w:val="center"/>
-            <w:tcBorders>
-              <w:top w:val="single" w:sz="4" w:color="A6A6A6"/>
-              <w:left w:val="single" w:sz="4" w:color="A6A6A6"/>
-              <w:bottom w:val="single" w:sz="4" w:color="A6A6A6"/>
-              <w:right w:val="single" w:sz="4" w:color="A6A6A6"/>
-            </w:tcBorders>
-          </w:tcPr>
-          <w:p>
-            <w:pPr>
-              <w:spacing w:before="0" w:after="0" w:line="276" w:lineRule="auto"/>
-              <w:ind w:firstLine="0"/>
-              <w:jc w:val="center"/>
-            </w:pPr>
-            <w:r/>
-            <w:r>
-              <w:rPr>
-                <w:rFonts w:ascii="Times New Roman" w:hAnsi="Times New Roman" w:eastAsia="楷体"/>
-                <w:b w:val="0"/>
-                <w:color w:val="000000"/>
-                <w:sz w:val="18"/>
-              </w:rPr>
-              <w:t>15.51</w:t>
-            </w:r>
-          </w:p>
-        </w:tc>
-        <w:tc>
-          <w:tcPr>
-            <w:tcW w:type="dxa" w:w="1344"/>
-            <w:vAlign w:val="center"/>
-            <w:tcBorders>
-              <w:top w:val="single" w:sz="4" w:color="A6A6A6"/>
-              <w:left w:val="single" w:sz="4" w:color="A6A6A6"/>
-              <w:bottom w:val="single" w:sz="4" w:color="A6A6A6"/>
-              <w:right w:val="single" w:sz="4" w:color="A6A6A6"/>
-            </w:tcBorders>
-          </w:tcPr>
-          <w:p>
-            <w:pPr>
-              <w:spacing w:before="0" w:after="0" w:line="276" w:lineRule="auto"/>
-              <w:ind w:firstLine="0"/>
-              <w:jc w:val="center"/>
-            </w:pPr>
-            <w:r/>
-            <w:r>
-              <w:rPr>
-                <w:rFonts w:ascii="Times New Roman" w:hAnsi="Times New Roman" w:eastAsia="楷体"/>
-                <w:b w:val="0"/>
-                <w:color w:val="000000"/>
-                <w:sz w:val="18"/>
-              </w:rPr>
-              <w:t>4.10%</w:t>
-            </w:r>
-          </w:p>
-        </w:tc>
-        <w:tc>
-          <w:tcPr>
-            <w:tcW w:type="dxa" w:w="1344"/>
-            <w:vAlign w:val="center"/>
-            <w:tcBorders>
-              <w:top w:val="single" w:sz="4" w:color="A6A6A6"/>
-              <w:left w:val="single" w:sz="4" w:color="A6A6A6"/>
-              <w:bottom w:val="single" w:sz="4" w:color="A6A6A6"/>
-              <w:right w:val="single" w:sz="4" w:color="A6A6A6"/>
-            </w:tcBorders>
-          </w:tcPr>
-          <w:p>
-            <w:pPr>
-              <w:spacing w:before="0" w:after="0" w:line="276" w:lineRule="auto"/>
-              <w:ind w:firstLine="0"/>
-              <w:jc w:val="center"/>
-            </w:pPr>
-            <w:r/>
-            <w:r>
-              <w:rPr>
-                <w:rFonts w:ascii="Times New Roman" w:hAnsi="Times New Roman" w:eastAsia="楷体"/>
-                <w:b w:val="0"/>
-                <w:color w:val="000000"/>
-                <w:sz w:val="18"/>
-              </w:rPr>
-              <w:t>9:46.3:44.7</w:t>
-            </w:r>
-          </w:p>
-        </w:tc>
-        <w:tc>
-          <w:tcPr>
-            <w:tcW w:type="dxa" w:w="1344"/>
-            <w:vAlign w:val="center"/>
-            <w:tcBorders>
-              <w:top w:val="single" w:sz="4" w:color="A6A6A6"/>
-              <w:left w:val="single" w:sz="4" w:color="A6A6A6"/>
-              <w:bottom w:val="single" w:sz="4" w:color="A6A6A6"/>
-              <w:right w:val="single" w:sz="4" w:color="A6A6A6"/>
-            </w:tcBorders>
-          </w:tcPr>
-          <w:p>
-            <w:pPr>
-              <w:spacing w:before="0" w:after="0" w:line="276" w:lineRule="auto"/>
-              <w:ind w:firstLine="0"/>
-              <w:jc w:val="center"/>
-            </w:pPr>
-            <w:r/>
-            <w:r>
-              <w:rPr>
-                <w:rFonts w:ascii="Times New Roman" w:hAnsi="Times New Roman" w:eastAsia="楷体"/>
-                <w:b w:val="0"/>
-                <w:color w:val="000000"/>
-                <w:sz w:val="18"/>
-              </w:rPr>
-              <w:t>37.17</w:t>
-            </w:r>
-          </w:p>
-        </w:tc>
-        <w:tc>
-          <w:tcPr>
-            <w:tcW w:type="dxa" w:w="1344"/>
-            <w:vAlign w:val="center"/>
-            <w:tcBorders>
-              <w:top w:val="single" w:sz="4" w:color="A6A6A6"/>
-              <w:left w:val="single" w:sz="4" w:color="A6A6A6"/>
-              <w:bottom w:val="single" w:sz="4" w:color="A6A6A6"/>
-              <w:right w:val="single" w:sz="4" w:color="A6A6A6"/>
-            </w:tcBorders>
-          </w:tcPr>
-          <w:p>
-            <w:pPr>
-              <w:spacing w:before="0" w:after="0" w:line="276" w:lineRule="auto"/>
-              <w:ind w:firstLine="0"/>
-              <w:jc w:val="center"/>
-            </w:pPr>
-            <w:r/>
-            <w:r>
-              <w:rPr>
-                <w:rFonts w:ascii="Times New Roman" w:hAnsi="Times New Roman" w:eastAsia="楷体"/>
-                <w:b w:val="0"/>
-                <w:color w:val="000000"/>
-                <w:sz w:val="18"/>
-              </w:rPr>
-              <w:t>26.80</w:t>
+              <w:t>456.20</w:t>
             </w:r>
           </w:p>
         </w:tc>
@@ -2824,7 +3029,7 @@
           <w:color w:val="000000"/>
           <w:sz w:val="21"/>
         </w:rPr>
-        <w:t>省内对比看，兴安盟2025年GDP总量850.09亿元、列全省第十位，一般公共预算收入41.40亿元、列全省第11位。整体来看，兴安盟经济基本面在内蒙古自治区内具有一定代表性，但需关注固定资产投资走势及新旧动能转换的接续性。</w:t>
+        <w:t>省内对比看，无锡市2025年GDP总量16,773.94亿元、列全省第三位；一般公共预算收入1,225.39亿元、列全省第三位。整体来看，无锡市在江苏省内的经济与财政地位较为重要，但放到同类城市横向看，产业结构升级与新旧动能转换仍是中长期需要关注的核心课题。</w:t>
       </w:r>
     </w:p>
     <w:p>
@@ -2839,7 +3044,7 @@
           <w:color w:val="000000"/>
           <w:sz w:val="21"/>
         </w:rPr>
-        <w:t>■ 兴安盟财政体量在内蒙古自治区处于中游，税收占比67.68%、税收质量较好，但政府性基金收入较2023年累计下降16%、土地财政贡献度弱化；2025年末宽口径债务率1108.81%、处于偏高水平，已显著高于公认的 300% 偏高临界线，后续偿债压力值得关注。</w:t>
+        <w:t>■ 无锡市财政体量在江苏省位居前列，税收占比处于70%以上的较高水平、显著高于全国地级市平均、财政质量较好；但受房地产市场调整影响，政府性基金收入较2023年累计缩水超三成、土地财政贡献度显著弱化；2025年末宽口径债务率619.97%、处于偏高水平，已显著高于公认的 300% 偏高临界线，后续偿债压力值得关注。</w:t>
       </w:r>
     </w:p>
     <w:p>
@@ -2854,7 +3059,7 @@
           <w:color w:val="000000"/>
           <w:sz w:val="21"/>
         </w:rPr>
-        <w:t>财政收入方面，2023、2024、2025年兴安盟一般公共预算收入分别为41.42亿元、44.85亿元、41.40亿元，其中税收收入28.68亿元、23.69亿元、28.02亿元，税收占比维持在69.23%、52.82%、67.68%；一般公共预算支出351.98亿元、374.35亿元、322.30亿元，财政自给率11.77%、11.98%、12.85%。</w:t>
+        <w:t>财政收入方面，2023、2024、2025年无锡市一般公共预算收入分别为1,195.42亿元、1,210.09亿元、1,225.39亿元，在江苏省内位居前列；其中税收收入分别为982.80亿元、945.21亿元、960.83亿元，税收占比维持在82.21%、78.11%、78.41%，处于70%以上的较高水平、显著高于全国地级市平均、财政质量较好。一般公共预算支出分别为1,390.19亿元、1,341.09亿元、1,274.84亿元，财政自给率85.99%、90.23%、96.12%，财政自给率处于较高水平。</w:t>
       </w:r>
     </w:p>
     <w:p>
@@ -2869,7 +3074,7 @@
           <w:color w:val="000000"/>
           <w:sz w:val="21"/>
         </w:rPr>
-        <w:t>政府性基金收入方面，2023、2024、2025年分别为9.80亿元、10.91亿元、8.20亿元，政府性基金收入较2023年累计下降16%、土地财政贡献度弱化，反映地方综合财力对房地产周期的敞口。</w:t>
+        <w:t>政府性基金收入方面，2023、2024、2025年无锡市政府性基金收入分别为1,075.83亿元、799.29亿元、650.93亿元，较2023年累计缩水超三成、土地财政贡献度显著弱化，反映地方综合财力对房地产周期与土地市场的敞口较大。</w:t>
       </w:r>
     </w:p>
     <w:p>
@@ -2885,7 +3090,7 @@
           <w:color w:val="000000"/>
           <w:sz w:val="21"/>
         </w:rPr>
-        <w:t>图表：2023-2025年兴安盟财政收入情况(单位:亿元、%)</w:t>
+        <w:t>图表：2023-2025年无锡市财政收入情况(单位:亿元、%)</w:t>
       </w:r>
     </w:p>
     <w:tbl>
@@ -3170,7 +3375,7 @@
                 <w:color w:val="000000"/>
                 <w:sz w:val="18"/>
               </w:rPr>
-              <w:t>41.42</w:t>
+              <w:t>1,195.42</w:t>
             </w:r>
           </w:p>
         </w:tc>
@@ -3199,7 +3404,7 @@
                 <w:color w:val="000000"/>
                 <w:sz w:val="18"/>
               </w:rPr>
-              <w:t>2.45%</w:t>
+              <w:t>5.50%</w:t>
             </w:r>
           </w:p>
         </w:tc>
@@ -3228,7 +3433,7 @@
                 <w:color w:val="000000"/>
                 <w:sz w:val="18"/>
               </w:rPr>
-              <w:t>44.85</w:t>
+              <w:t>1,210.09</w:t>
             </w:r>
           </w:p>
         </w:tc>
@@ -3257,7 +3462,7 @@
                 <w:color w:val="000000"/>
                 <w:sz w:val="18"/>
               </w:rPr>
-              <w:t>8.28%</w:t>
+              <w:t>1.23%</w:t>
             </w:r>
           </w:p>
         </w:tc>
@@ -3286,7 +3491,7 @@
                 <w:color w:val="000000"/>
                 <w:sz w:val="18"/>
               </w:rPr>
-              <w:t>41.40</w:t>
+              <w:t>1,225.39</w:t>
             </w:r>
           </w:p>
         </w:tc>
@@ -3315,7 +3520,7 @@
                 <w:color w:val="000000"/>
                 <w:sz w:val="18"/>
               </w:rPr>
-              <w:t>-7.69%</w:t>
+              <w:t>1.26%</w:t>
             </w:r>
           </w:p>
         </w:tc>
@@ -3375,7 +3580,7 @@
                 <w:color w:val="000000"/>
                 <w:sz w:val="18"/>
               </w:rPr>
-              <w:t>28.68</w:t>
+              <w:t>982.80</w:t>
             </w:r>
           </w:p>
         </w:tc>
@@ -3433,7 +3638,7 @@
                 <w:color w:val="000000"/>
                 <w:sz w:val="18"/>
               </w:rPr>
-              <w:t>23.69</w:t>
+              <w:t>945.21</w:t>
             </w:r>
           </w:p>
         </w:tc>
@@ -3462,7 +3667,7 @@
                 <w:color w:val="000000"/>
                 <w:sz w:val="18"/>
               </w:rPr>
-              <w:t>-17.40%</w:t>
+              <w:t>-3.82%</w:t>
             </w:r>
           </w:p>
         </w:tc>
@@ -3491,7 +3696,7 @@
                 <w:color w:val="000000"/>
                 <w:sz w:val="18"/>
               </w:rPr>
-              <w:t>28.02</w:t>
+              <w:t>960.83</w:t>
             </w:r>
           </w:p>
         </w:tc>
@@ -3520,7 +3725,7 @@
                 <w:color w:val="000000"/>
                 <w:sz w:val="18"/>
               </w:rPr>
-              <w:t>18.28%</w:t>
+              <w:t>1.65%</w:t>
             </w:r>
           </w:p>
         </w:tc>
@@ -3580,7 +3785,7 @@
                 <w:color w:val="000000"/>
                 <w:sz w:val="18"/>
               </w:rPr>
-              <w:t>69.23%</w:t>
+              <w:t>82.21%</w:t>
             </w:r>
           </w:p>
         </w:tc>
@@ -3638,7 +3843,7 @@
                 <w:color w:val="000000"/>
                 <w:sz w:val="18"/>
               </w:rPr>
-              <w:t>52.82%</w:t>
+              <w:t>78.11%</w:t>
             </w:r>
           </w:p>
         </w:tc>
@@ -3696,7 +3901,7 @@
                 <w:color w:val="000000"/>
                 <w:sz w:val="18"/>
               </w:rPr>
-              <w:t>67.68%</w:t>
+              <w:t>78.41%</w:t>
             </w:r>
           </w:p>
         </w:tc>
@@ -3785,7 +3990,7 @@
                 <w:color w:val="000000"/>
                 <w:sz w:val="18"/>
               </w:rPr>
-              <w:t>351.98</w:t>
+              <w:t>1,390.19</w:t>
             </w:r>
           </w:p>
         </w:tc>
@@ -3843,7 +4048,7 @@
                 <w:color w:val="000000"/>
                 <w:sz w:val="18"/>
               </w:rPr>
-              <w:t>374.35</w:t>
+              <w:t>1,341.09</w:t>
             </w:r>
           </w:p>
         </w:tc>
@@ -3872,7 +4077,7 @@
                 <w:color w:val="000000"/>
                 <w:sz w:val="18"/>
               </w:rPr>
-              <w:t>6.36%</w:t>
+              <w:t>-3.53%</w:t>
             </w:r>
           </w:p>
         </w:tc>
@@ -3901,7 +4106,7 @@
                 <w:color w:val="000000"/>
                 <w:sz w:val="18"/>
               </w:rPr>
-              <w:t>322.30</w:t>
+              <w:t>1,274.84</w:t>
             </w:r>
           </w:p>
         </w:tc>
@@ -3930,7 +4135,7 @@
                 <w:color w:val="000000"/>
                 <w:sz w:val="18"/>
               </w:rPr>
-              <w:t>-13.90%</w:t>
+              <w:t>-4.94%</w:t>
             </w:r>
           </w:p>
         </w:tc>
@@ -3990,7 +4195,7 @@
                 <w:color w:val="000000"/>
                 <w:sz w:val="18"/>
               </w:rPr>
-              <w:t>11.77%</w:t>
+              <w:t>85.99%</w:t>
             </w:r>
           </w:p>
         </w:tc>
@@ -4048,7 +4253,7 @@
                 <w:color w:val="000000"/>
                 <w:sz w:val="18"/>
               </w:rPr>
-              <w:t>11.98%</w:t>
+              <w:t>90.23%</w:t>
             </w:r>
           </w:p>
         </w:tc>
@@ -4106,7 +4311,7 @@
                 <w:color w:val="000000"/>
                 <w:sz w:val="18"/>
               </w:rPr>
-              <w:t>12.85%</w:t>
+              <w:t>96.12%</w:t>
             </w:r>
           </w:p>
         </w:tc>
@@ -4195,7 +4400,7 @@
                 <w:color w:val="000000"/>
                 <w:sz w:val="18"/>
               </w:rPr>
-              <w:t>9.80</w:t>
+              <w:t>1,075.83</w:t>
             </w:r>
           </w:p>
         </w:tc>
@@ -4253,7 +4458,7 @@
                 <w:color w:val="000000"/>
                 <w:sz w:val="18"/>
               </w:rPr>
-              <w:t>10.91</w:t>
+              <w:t>799.29</w:t>
             </w:r>
           </w:p>
         </w:tc>
@@ -4282,7 +4487,7 @@
                 <w:color w:val="000000"/>
                 <w:sz w:val="18"/>
               </w:rPr>
-              <w:t>11.33%</w:t>
+              <w:t>-25.70%</w:t>
             </w:r>
           </w:p>
         </w:tc>
@@ -4311,7 +4516,7 @@
                 <w:color w:val="000000"/>
                 <w:sz w:val="18"/>
               </w:rPr>
-              <w:t>8.20</w:t>
+              <w:t>650.93</w:t>
             </w:r>
           </w:p>
         </w:tc>
@@ -4340,7 +4545,7 @@
                 <w:color w:val="000000"/>
                 <w:sz w:val="18"/>
               </w:rPr>
-              <w:t>-24.84%</w:t>
+              <w:t>-18.56%</w:t>
             </w:r>
           </w:p>
         </w:tc>
@@ -4358,7 +4563,7 @@
           <w:color w:val="000000"/>
           <w:sz w:val="19"/>
         </w:rPr>
-        <w:t>资料来源:兴安盟财政决算、企业预警通,风控信评部整理</w:t>
+        <w:t>资料来源:无锡市财政决算、企业预警通,风控信评部整理</w:t>
       </w:r>
     </w:p>
     <w:p>
@@ -4373,7 +4578,1291 @@
           <w:color w:val="000000"/>
           <w:sz w:val="21"/>
         </w:rPr>
-        <w:t>土地市场方面，【待补充:兴安盟土地出让与房地产销售数据（土地市场数据库未覆盖该市）】。</w:t>
+        <w:t>土地市场方面，2021、2022、2023、2024、2025年无锡市经营性用地成交价分别为1,208.30亿元、1,060.72亿元、882.82亿元、607.79亿元、528.47亿元，2025年较2021年下降56.26%；同期平均溢价率为7.17%、0.69%、0.43%、0.15%、0.40%，整体处于低位、反映市场化主体拿地意愿与未来房价预期偏弱；成交楼面均价由5,705元/㎡降至3,244元/㎡、累计下降43.14%。2026年1-4月，无锡市经营性用地累计成交72宗、规划建面364.17万㎡、成交价93.91亿元，延续低位运行。</w:t>
+      </w:r>
+    </w:p>
+    <w:p>
+      <w:pPr>
+        <w:spacing w:before="80" w:after="40" w:line="360" w:lineRule="auto"/>
+        <w:ind w:firstLine="0"/>
+        <w:jc w:val="center"/>
+      </w:pPr>
+      <w:r>
+        <w:rPr>
+          <w:rFonts w:ascii="Times New Roman" w:hAnsi="Times New Roman" w:eastAsia="楷体"/>
+          <w:b/>
+          <w:color w:val="000000"/>
+          <w:sz w:val="21"/>
+        </w:rPr>
+        <w:t>图表:2021-2025年无锡市土地出让情况</w:t>
+      </w:r>
+    </w:p>
+    <w:tbl>
+      <w:tblPr>
+        <w:tblW w:type="auto" w:w="0"/>
+        <w:tblLayout w:type="autofit"/>
+        <w:tblLook w:firstColumn="1" w:firstRow="1" w:lastColumn="0" w:lastRow="0" w:noHBand="0" w:noVBand="1" w:val="04A0"/>
+      </w:tblPr>
+      <w:tblGrid>
+        <w:gridCol w:w="1568"/>
+        <w:gridCol w:w="1568"/>
+        <w:gridCol w:w="1568"/>
+        <w:gridCol w:w="1568"/>
+        <w:gridCol w:w="1568"/>
+        <w:gridCol w:w="1568"/>
+      </w:tblGrid>
+      <w:tr>
+        <w:tc>
+          <w:tcPr>
+            <w:tcW w:type="dxa" w:w="1568"/>
+            <w:vAlign w:val="center"/>
+            <w:shd w:val="clear" w:color="auto" w:fill="F1A983"/>
+            <w:tcBorders>
+              <w:top w:val="single" w:sz="4" w:color="A6A6A6"/>
+              <w:left w:val="single" w:sz="4" w:color="A6A6A6"/>
+              <w:bottom w:val="single" w:sz="4" w:color="A6A6A6"/>
+              <w:right w:val="single" w:sz="4" w:color="A6A6A6"/>
+            </w:tcBorders>
+          </w:tcPr>
+          <w:p>
+            <w:pPr>
+              <w:spacing w:before="0" w:after="0" w:line="276" w:lineRule="auto"/>
+              <w:ind w:firstLine="0"/>
+              <w:jc w:val="center"/>
+            </w:pPr>
+            <w:r/>
+            <w:r>
+              <w:rPr>
+                <w:rFonts w:ascii="Times New Roman" w:hAnsi="Times New Roman" w:eastAsia="楷体"/>
+                <w:b/>
+                <w:color w:val="000000"/>
+                <w:sz w:val="18"/>
+              </w:rPr>
+              <w:t>年度</w:t>
+            </w:r>
+          </w:p>
+        </w:tc>
+        <w:tc>
+          <w:tcPr>
+            <w:tcW w:type="dxa" w:w="1568"/>
+            <w:vAlign w:val="center"/>
+            <w:shd w:val="clear" w:color="auto" w:fill="F1A983"/>
+            <w:tcBorders>
+              <w:top w:val="single" w:sz="4" w:color="A6A6A6"/>
+              <w:left w:val="single" w:sz="4" w:color="A6A6A6"/>
+              <w:bottom w:val="single" w:sz="4" w:color="A6A6A6"/>
+              <w:right w:val="single" w:sz="4" w:color="A6A6A6"/>
+            </w:tcBorders>
+          </w:tcPr>
+          <w:p>
+            <w:pPr>
+              <w:spacing w:before="0" w:after="0" w:line="276" w:lineRule="auto"/>
+              <w:ind w:firstLine="0"/>
+              <w:jc w:val="center"/>
+            </w:pPr>
+            <w:r/>
+            <w:r>
+              <w:rPr>
+                <w:rFonts w:ascii="Times New Roman" w:hAnsi="Times New Roman" w:eastAsia="楷体"/>
+                <w:b/>
+                <w:color w:val="000000"/>
+                <w:sz w:val="18"/>
+              </w:rPr>
+              <w:t>土地宗数</w:t>
+            </w:r>
+          </w:p>
+        </w:tc>
+        <w:tc>
+          <w:tcPr>
+            <w:tcW w:type="dxa" w:w="1568"/>
+            <w:vAlign w:val="center"/>
+            <w:shd w:val="clear" w:color="auto" w:fill="F1A983"/>
+            <w:tcBorders>
+              <w:top w:val="single" w:sz="4" w:color="A6A6A6"/>
+              <w:left w:val="single" w:sz="4" w:color="A6A6A6"/>
+              <w:bottom w:val="single" w:sz="4" w:color="A6A6A6"/>
+              <w:right w:val="single" w:sz="4" w:color="A6A6A6"/>
+            </w:tcBorders>
+          </w:tcPr>
+          <w:p>
+            <w:pPr>
+              <w:spacing w:before="0" w:after="0" w:line="276" w:lineRule="auto"/>
+              <w:ind w:firstLine="0"/>
+              <w:jc w:val="center"/>
+            </w:pPr>
+            <w:r/>
+            <w:r>
+              <w:rPr>
+                <w:rFonts w:ascii="Times New Roman" w:hAnsi="Times New Roman" w:eastAsia="楷体"/>
+                <w:b/>
+                <w:color w:val="000000"/>
+                <w:sz w:val="18"/>
+              </w:rPr>
+              <w:t>规划建面(万㎡)</w:t>
+            </w:r>
+          </w:p>
+        </w:tc>
+        <w:tc>
+          <w:tcPr>
+            <w:tcW w:type="dxa" w:w="1568"/>
+            <w:vAlign w:val="center"/>
+            <w:shd w:val="clear" w:color="auto" w:fill="F1A983"/>
+            <w:tcBorders>
+              <w:top w:val="single" w:sz="4" w:color="A6A6A6"/>
+              <w:left w:val="single" w:sz="4" w:color="A6A6A6"/>
+              <w:bottom w:val="single" w:sz="4" w:color="A6A6A6"/>
+              <w:right w:val="single" w:sz="4" w:color="A6A6A6"/>
+            </w:tcBorders>
+          </w:tcPr>
+          <w:p>
+            <w:pPr>
+              <w:spacing w:before="0" w:after="0" w:line="276" w:lineRule="auto"/>
+              <w:ind w:firstLine="0"/>
+              <w:jc w:val="center"/>
+            </w:pPr>
+            <w:r/>
+            <w:r>
+              <w:rPr>
+                <w:rFonts w:ascii="Times New Roman" w:hAnsi="Times New Roman" w:eastAsia="楷体"/>
+                <w:b/>
+                <w:color w:val="000000"/>
+                <w:sz w:val="18"/>
+              </w:rPr>
+              <w:t>成交楼面均价(元/㎡)</w:t>
+            </w:r>
+          </w:p>
+        </w:tc>
+        <w:tc>
+          <w:tcPr>
+            <w:tcW w:type="dxa" w:w="1568"/>
+            <w:vAlign w:val="center"/>
+            <w:shd w:val="clear" w:color="auto" w:fill="F1A983"/>
+            <w:tcBorders>
+              <w:top w:val="single" w:sz="4" w:color="A6A6A6"/>
+              <w:left w:val="single" w:sz="4" w:color="A6A6A6"/>
+              <w:bottom w:val="single" w:sz="4" w:color="A6A6A6"/>
+              <w:right w:val="single" w:sz="4" w:color="A6A6A6"/>
+            </w:tcBorders>
+          </w:tcPr>
+          <w:p>
+            <w:pPr>
+              <w:spacing w:before="0" w:after="0" w:line="276" w:lineRule="auto"/>
+              <w:ind w:firstLine="0"/>
+              <w:jc w:val="center"/>
+            </w:pPr>
+            <w:r/>
+            <w:r>
+              <w:rPr>
+                <w:rFonts w:ascii="Times New Roman" w:hAnsi="Times New Roman" w:eastAsia="楷体"/>
+                <w:b/>
+                <w:color w:val="000000"/>
+                <w:sz w:val="18"/>
+              </w:rPr>
+              <w:t>平均溢价率</w:t>
+            </w:r>
+          </w:p>
+        </w:tc>
+        <w:tc>
+          <w:tcPr>
+            <w:tcW w:type="dxa" w:w="1568"/>
+            <w:vAlign w:val="center"/>
+            <w:shd w:val="clear" w:color="auto" w:fill="F1A983"/>
+            <w:tcBorders>
+              <w:top w:val="single" w:sz="4" w:color="A6A6A6"/>
+              <w:left w:val="single" w:sz="4" w:color="A6A6A6"/>
+              <w:bottom w:val="single" w:sz="4" w:color="A6A6A6"/>
+              <w:right w:val="single" w:sz="4" w:color="A6A6A6"/>
+            </w:tcBorders>
+          </w:tcPr>
+          <w:p>
+            <w:pPr>
+              <w:spacing w:before="0" w:after="0" w:line="276" w:lineRule="auto"/>
+              <w:ind w:firstLine="0"/>
+              <w:jc w:val="center"/>
+            </w:pPr>
+            <w:r/>
+            <w:r>
+              <w:rPr>
+                <w:rFonts w:ascii="Times New Roman" w:hAnsi="Times New Roman" w:eastAsia="楷体"/>
+                <w:b/>
+                <w:color w:val="000000"/>
+                <w:sz w:val="18"/>
+              </w:rPr>
+              <w:t>成交价(亿元)</w:t>
+            </w:r>
+          </w:p>
+        </w:tc>
+      </w:tr>
+      <w:tr>
+        <w:tc>
+          <w:tcPr>
+            <w:tcW w:type="dxa" w:w="1568"/>
+            <w:vAlign w:val="center"/>
+            <w:tcBorders>
+              <w:top w:val="single" w:sz="4" w:color="A6A6A6"/>
+              <w:left w:val="single" w:sz="4" w:color="A6A6A6"/>
+              <w:bottom w:val="single" w:sz="4" w:color="A6A6A6"/>
+              <w:right w:val="single" w:sz="4" w:color="A6A6A6"/>
+            </w:tcBorders>
+          </w:tcPr>
+          <w:p>
+            <w:pPr>
+              <w:spacing w:before="0" w:after="0" w:line="276" w:lineRule="auto"/>
+              <w:ind w:firstLine="0"/>
+              <w:jc w:val="left"/>
+            </w:pPr>
+            <w:r/>
+            <w:r>
+              <w:rPr>
+                <w:rFonts w:ascii="Times New Roman" w:hAnsi="Times New Roman" w:eastAsia="楷体"/>
+                <w:b w:val="0"/>
+                <w:color w:val="000000"/>
+                <w:sz w:val="18"/>
+              </w:rPr>
+              <w:t>2021</w:t>
+            </w:r>
+          </w:p>
+        </w:tc>
+        <w:tc>
+          <w:tcPr>
+            <w:tcW w:type="dxa" w:w="1568"/>
+            <w:vAlign w:val="center"/>
+            <w:tcBorders>
+              <w:top w:val="single" w:sz="4" w:color="A6A6A6"/>
+              <w:left w:val="single" w:sz="4" w:color="A6A6A6"/>
+              <w:bottom w:val="single" w:sz="4" w:color="A6A6A6"/>
+              <w:right w:val="single" w:sz="4" w:color="A6A6A6"/>
+            </w:tcBorders>
+          </w:tcPr>
+          <w:p>
+            <w:pPr>
+              <w:spacing w:before="0" w:after="0" w:line="276" w:lineRule="auto"/>
+              <w:ind w:firstLine="0"/>
+              <w:jc w:val="center"/>
+            </w:pPr>
+            <w:r/>
+            <w:r>
+              <w:rPr>
+                <w:rFonts w:ascii="Times New Roman" w:hAnsi="Times New Roman" w:eastAsia="楷体"/>
+                <w:b w:val="0"/>
+                <w:color w:val="000000"/>
+                <w:sz w:val="18"/>
+              </w:rPr>
+              <w:t>322</w:t>
+            </w:r>
+          </w:p>
+        </w:tc>
+        <w:tc>
+          <w:tcPr>
+            <w:tcW w:type="dxa" w:w="1568"/>
+            <w:vAlign w:val="center"/>
+            <w:tcBorders>
+              <w:top w:val="single" w:sz="4" w:color="A6A6A6"/>
+              <w:left w:val="single" w:sz="4" w:color="A6A6A6"/>
+              <w:bottom w:val="single" w:sz="4" w:color="A6A6A6"/>
+              <w:right w:val="single" w:sz="4" w:color="A6A6A6"/>
+            </w:tcBorders>
+          </w:tcPr>
+          <w:p>
+            <w:pPr>
+              <w:spacing w:before="0" w:after="0" w:line="276" w:lineRule="auto"/>
+              <w:ind w:firstLine="0"/>
+              <w:jc w:val="center"/>
+            </w:pPr>
+            <w:r/>
+            <w:r>
+              <w:rPr>
+                <w:rFonts w:ascii="Times New Roman" w:hAnsi="Times New Roman" w:eastAsia="楷体"/>
+                <w:b w:val="0"/>
+                <w:color w:val="000000"/>
+                <w:sz w:val="18"/>
+              </w:rPr>
+              <w:t>2,117.89</w:t>
+            </w:r>
+          </w:p>
+        </w:tc>
+        <w:tc>
+          <w:tcPr>
+            <w:tcW w:type="dxa" w:w="1568"/>
+            <w:vAlign w:val="center"/>
+            <w:tcBorders>
+              <w:top w:val="single" w:sz="4" w:color="A6A6A6"/>
+              <w:left w:val="single" w:sz="4" w:color="A6A6A6"/>
+              <w:bottom w:val="single" w:sz="4" w:color="A6A6A6"/>
+              <w:right w:val="single" w:sz="4" w:color="A6A6A6"/>
+            </w:tcBorders>
+          </w:tcPr>
+          <w:p>
+            <w:pPr>
+              <w:spacing w:before="0" w:after="0" w:line="276" w:lineRule="auto"/>
+              <w:ind w:firstLine="0"/>
+              <w:jc w:val="center"/>
+            </w:pPr>
+            <w:r/>
+            <w:r>
+              <w:rPr>
+                <w:rFonts w:ascii="Times New Roman" w:hAnsi="Times New Roman" w:eastAsia="楷体"/>
+                <w:b w:val="0"/>
+                <w:color w:val="000000"/>
+                <w:sz w:val="18"/>
+              </w:rPr>
+              <w:t>5,705</w:t>
+            </w:r>
+          </w:p>
+        </w:tc>
+        <w:tc>
+          <w:tcPr>
+            <w:tcW w:type="dxa" w:w="1568"/>
+            <w:vAlign w:val="center"/>
+            <w:tcBorders>
+              <w:top w:val="single" w:sz="4" w:color="A6A6A6"/>
+              <w:left w:val="single" w:sz="4" w:color="A6A6A6"/>
+              <w:bottom w:val="single" w:sz="4" w:color="A6A6A6"/>
+              <w:right w:val="single" w:sz="4" w:color="A6A6A6"/>
+            </w:tcBorders>
+          </w:tcPr>
+          <w:p>
+            <w:pPr>
+              <w:spacing w:before="0" w:after="0" w:line="276" w:lineRule="auto"/>
+              <w:ind w:firstLine="0"/>
+              <w:jc w:val="center"/>
+            </w:pPr>
+            <w:r/>
+            <w:r>
+              <w:rPr>
+                <w:rFonts w:ascii="Times New Roman" w:hAnsi="Times New Roman" w:eastAsia="楷体"/>
+                <w:b w:val="0"/>
+                <w:color w:val="000000"/>
+                <w:sz w:val="18"/>
+              </w:rPr>
+              <w:t>7.17%</w:t>
+            </w:r>
+          </w:p>
+        </w:tc>
+        <w:tc>
+          <w:tcPr>
+            <w:tcW w:type="dxa" w:w="1568"/>
+            <w:vAlign w:val="center"/>
+            <w:tcBorders>
+              <w:top w:val="single" w:sz="4" w:color="A6A6A6"/>
+              <w:left w:val="single" w:sz="4" w:color="A6A6A6"/>
+              <w:bottom w:val="single" w:sz="4" w:color="A6A6A6"/>
+              <w:right w:val="single" w:sz="4" w:color="A6A6A6"/>
+            </w:tcBorders>
+          </w:tcPr>
+          <w:p>
+            <w:pPr>
+              <w:spacing w:before="0" w:after="0" w:line="276" w:lineRule="auto"/>
+              <w:ind w:firstLine="0"/>
+              <w:jc w:val="center"/>
+            </w:pPr>
+            <w:r/>
+            <w:r>
+              <w:rPr>
+                <w:rFonts w:ascii="Times New Roman" w:hAnsi="Times New Roman" w:eastAsia="楷体"/>
+                <w:b w:val="0"/>
+                <w:color w:val="000000"/>
+                <w:sz w:val="18"/>
+              </w:rPr>
+              <w:t>1,208.30</w:t>
+            </w:r>
+          </w:p>
+        </w:tc>
+      </w:tr>
+      <w:tr>
+        <w:tc>
+          <w:tcPr>
+            <w:tcW w:type="dxa" w:w="1568"/>
+            <w:vAlign w:val="center"/>
+            <w:tcBorders>
+              <w:top w:val="single" w:sz="4" w:color="A6A6A6"/>
+              <w:left w:val="single" w:sz="4" w:color="A6A6A6"/>
+              <w:bottom w:val="single" w:sz="4" w:color="A6A6A6"/>
+              <w:right w:val="single" w:sz="4" w:color="A6A6A6"/>
+            </w:tcBorders>
+          </w:tcPr>
+          <w:p>
+            <w:pPr>
+              <w:spacing w:before="0" w:after="0" w:line="276" w:lineRule="auto"/>
+              <w:ind w:firstLine="0"/>
+              <w:jc w:val="left"/>
+            </w:pPr>
+            <w:r/>
+            <w:r>
+              <w:rPr>
+                <w:rFonts w:ascii="Times New Roman" w:hAnsi="Times New Roman" w:eastAsia="楷体"/>
+                <w:b w:val="0"/>
+                <w:color w:val="000000"/>
+                <w:sz w:val="18"/>
+              </w:rPr>
+              <w:t>2022</w:t>
+            </w:r>
+          </w:p>
+        </w:tc>
+        <w:tc>
+          <w:tcPr>
+            <w:tcW w:type="dxa" w:w="1568"/>
+            <w:vAlign w:val="center"/>
+            <w:tcBorders>
+              <w:top w:val="single" w:sz="4" w:color="A6A6A6"/>
+              <w:left w:val="single" w:sz="4" w:color="A6A6A6"/>
+              <w:bottom w:val="single" w:sz="4" w:color="A6A6A6"/>
+              <w:right w:val="single" w:sz="4" w:color="A6A6A6"/>
+            </w:tcBorders>
+          </w:tcPr>
+          <w:p>
+            <w:pPr>
+              <w:spacing w:before="0" w:after="0" w:line="276" w:lineRule="auto"/>
+              <w:ind w:firstLine="0"/>
+              <w:jc w:val="center"/>
+            </w:pPr>
+            <w:r/>
+            <w:r>
+              <w:rPr>
+                <w:rFonts w:ascii="Times New Roman" w:hAnsi="Times New Roman" w:eastAsia="楷体"/>
+                <w:b w:val="0"/>
+                <w:color w:val="000000"/>
+                <w:sz w:val="18"/>
+              </w:rPr>
+              <w:t>283</w:t>
+            </w:r>
+          </w:p>
+        </w:tc>
+        <w:tc>
+          <w:tcPr>
+            <w:tcW w:type="dxa" w:w="1568"/>
+            <w:vAlign w:val="center"/>
+            <w:tcBorders>
+              <w:top w:val="single" w:sz="4" w:color="A6A6A6"/>
+              <w:left w:val="single" w:sz="4" w:color="A6A6A6"/>
+              <w:bottom w:val="single" w:sz="4" w:color="A6A6A6"/>
+              <w:right w:val="single" w:sz="4" w:color="A6A6A6"/>
+            </w:tcBorders>
+          </w:tcPr>
+          <w:p>
+            <w:pPr>
+              <w:spacing w:before="0" w:after="0" w:line="276" w:lineRule="auto"/>
+              <w:ind w:firstLine="0"/>
+              <w:jc w:val="center"/>
+            </w:pPr>
+            <w:r/>
+            <w:r>
+              <w:rPr>
+                <w:rFonts w:ascii="Times New Roman" w:hAnsi="Times New Roman" w:eastAsia="楷体"/>
+                <w:b w:val="0"/>
+                <w:color w:val="000000"/>
+                <w:sz w:val="18"/>
+              </w:rPr>
+              <w:t>2,278.20</w:t>
+            </w:r>
+          </w:p>
+        </w:tc>
+        <w:tc>
+          <w:tcPr>
+            <w:tcW w:type="dxa" w:w="1568"/>
+            <w:vAlign w:val="center"/>
+            <w:tcBorders>
+              <w:top w:val="single" w:sz="4" w:color="A6A6A6"/>
+              <w:left w:val="single" w:sz="4" w:color="A6A6A6"/>
+              <w:bottom w:val="single" w:sz="4" w:color="A6A6A6"/>
+              <w:right w:val="single" w:sz="4" w:color="A6A6A6"/>
+            </w:tcBorders>
+          </w:tcPr>
+          <w:p>
+            <w:pPr>
+              <w:spacing w:before="0" w:after="0" w:line="276" w:lineRule="auto"/>
+              <w:ind w:firstLine="0"/>
+              <w:jc w:val="center"/>
+            </w:pPr>
+            <w:r/>
+            <w:r>
+              <w:rPr>
+                <w:rFonts w:ascii="Times New Roman" w:hAnsi="Times New Roman" w:eastAsia="楷体"/>
+                <w:b w:val="0"/>
+                <w:color w:val="000000"/>
+                <w:sz w:val="18"/>
+              </w:rPr>
+              <w:t>4,654</w:t>
+            </w:r>
+          </w:p>
+        </w:tc>
+        <w:tc>
+          <w:tcPr>
+            <w:tcW w:type="dxa" w:w="1568"/>
+            <w:vAlign w:val="center"/>
+            <w:tcBorders>
+              <w:top w:val="single" w:sz="4" w:color="A6A6A6"/>
+              <w:left w:val="single" w:sz="4" w:color="A6A6A6"/>
+              <w:bottom w:val="single" w:sz="4" w:color="A6A6A6"/>
+              <w:right w:val="single" w:sz="4" w:color="A6A6A6"/>
+            </w:tcBorders>
+          </w:tcPr>
+          <w:p>
+            <w:pPr>
+              <w:spacing w:before="0" w:after="0" w:line="276" w:lineRule="auto"/>
+              <w:ind w:firstLine="0"/>
+              <w:jc w:val="center"/>
+            </w:pPr>
+            <w:r/>
+            <w:r>
+              <w:rPr>
+                <w:rFonts w:ascii="Times New Roman" w:hAnsi="Times New Roman" w:eastAsia="楷体"/>
+                <w:b w:val="0"/>
+                <w:color w:val="000000"/>
+                <w:sz w:val="18"/>
+              </w:rPr>
+              <w:t>0.69%</w:t>
+            </w:r>
+          </w:p>
+        </w:tc>
+        <w:tc>
+          <w:tcPr>
+            <w:tcW w:type="dxa" w:w="1568"/>
+            <w:vAlign w:val="center"/>
+            <w:tcBorders>
+              <w:top w:val="single" w:sz="4" w:color="A6A6A6"/>
+              <w:left w:val="single" w:sz="4" w:color="A6A6A6"/>
+              <w:bottom w:val="single" w:sz="4" w:color="A6A6A6"/>
+              <w:right w:val="single" w:sz="4" w:color="A6A6A6"/>
+            </w:tcBorders>
+          </w:tcPr>
+          <w:p>
+            <w:pPr>
+              <w:spacing w:before="0" w:after="0" w:line="276" w:lineRule="auto"/>
+              <w:ind w:firstLine="0"/>
+              <w:jc w:val="center"/>
+            </w:pPr>
+            <w:r/>
+            <w:r>
+              <w:rPr>
+                <w:rFonts w:ascii="Times New Roman" w:hAnsi="Times New Roman" w:eastAsia="楷体"/>
+                <w:b w:val="0"/>
+                <w:color w:val="000000"/>
+                <w:sz w:val="18"/>
+              </w:rPr>
+              <w:t>1,060.72</w:t>
+            </w:r>
+          </w:p>
+        </w:tc>
+      </w:tr>
+      <w:tr>
+        <w:tc>
+          <w:tcPr>
+            <w:tcW w:type="dxa" w:w="1568"/>
+            <w:vAlign w:val="center"/>
+            <w:tcBorders>
+              <w:top w:val="single" w:sz="4" w:color="A6A6A6"/>
+              <w:left w:val="single" w:sz="4" w:color="A6A6A6"/>
+              <w:bottom w:val="single" w:sz="4" w:color="A6A6A6"/>
+              <w:right w:val="single" w:sz="4" w:color="A6A6A6"/>
+            </w:tcBorders>
+          </w:tcPr>
+          <w:p>
+            <w:pPr>
+              <w:spacing w:before="0" w:after="0" w:line="276" w:lineRule="auto"/>
+              <w:ind w:firstLine="0"/>
+              <w:jc w:val="left"/>
+            </w:pPr>
+            <w:r/>
+            <w:r>
+              <w:rPr>
+                <w:rFonts w:ascii="Times New Roman" w:hAnsi="Times New Roman" w:eastAsia="楷体"/>
+                <w:b w:val="0"/>
+                <w:color w:val="000000"/>
+                <w:sz w:val="18"/>
+              </w:rPr>
+              <w:t>2023</w:t>
+            </w:r>
+          </w:p>
+        </w:tc>
+        <w:tc>
+          <w:tcPr>
+            <w:tcW w:type="dxa" w:w="1568"/>
+            <w:vAlign w:val="center"/>
+            <w:tcBorders>
+              <w:top w:val="single" w:sz="4" w:color="A6A6A6"/>
+              <w:left w:val="single" w:sz="4" w:color="A6A6A6"/>
+              <w:bottom w:val="single" w:sz="4" w:color="A6A6A6"/>
+              <w:right w:val="single" w:sz="4" w:color="A6A6A6"/>
+            </w:tcBorders>
+          </w:tcPr>
+          <w:p>
+            <w:pPr>
+              <w:spacing w:before="0" w:after="0" w:line="276" w:lineRule="auto"/>
+              <w:ind w:firstLine="0"/>
+              <w:jc w:val="center"/>
+            </w:pPr>
+            <w:r/>
+            <w:r>
+              <w:rPr>
+                <w:rFonts w:ascii="Times New Roman" w:hAnsi="Times New Roman" w:eastAsia="楷体"/>
+                <w:b w:val="0"/>
+                <w:color w:val="000000"/>
+                <w:sz w:val="18"/>
+              </w:rPr>
+              <w:t>329</w:t>
+            </w:r>
+          </w:p>
+        </w:tc>
+        <w:tc>
+          <w:tcPr>
+            <w:tcW w:type="dxa" w:w="1568"/>
+            <w:vAlign w:val="center"/>
+            <w:tcBorders>
+              <w:top w:val="single" w:sz="4" w:color="A6A6A6"/>
+              <w:left w:val="single" w:sz="4" w:color="A6A6A6"/>
+              <w:bottom w:val="single" w:sz="4" w:color="A6A6A6"/>
+              <w:right w:val="single" w:sz="4" w:color="A6A6A6"/>
+            </w:tcBorders>
+          </w:tcPr>
+          <w:p>
+            <w:pPr>
+              <w:spacing w:before="0" w:after="0" w:line="276" w:lineRule="auto"/>
+              <w:ind w:firstLine="0"/>
+              <w:jc w:val="center"/>
+            </w:pPr>
+            <w:r/>
+            <w:r>
+              <w:rPr>
+                <w:rFonts w:ascii="Times New Roman" w:hAnsi="Times New Roman" w:eastAsia="楷体"/>
+                <w:b w:val="0"/>
+                <w:color w:val="000000"/>
+                <w:sz w:val="18"/>
+              </w:rPr>
+              <w:t>2,200.92</w:t>
+            </w:r>
+          </w:p>
+        </w:tc>
+        <w:tc>
+          <w:tcPr>
+            <w:tcW w:type="dxa" w:w="1568"/>
+            <w:vAlign w:val="center"/>
+            <w:tcBorders>
+              <w:top w:val="single" w:sz="4" w:color="A6A6A6"/>
+              <w:left w:val="single" w:sz="4" w:color="A6A6A6"/>
+              <w:bottom w:val="single" w:sz="4" w:color="A6A6A6"/>
+              <w:right w:val="single" w:sz="4" w:color="A6A6A6"/>
+            </w:tcBorders>
+          </w:tcPr>
+          <w:p>
+            <w:pPr>
+              <w:spacing w:before="0" w:after="0" w:line="276" w:lineRule="auto"/>
+              <w:ind w:firstLine="0"/>
+              <w:jc w:val="center"/>
+            </w:pPr>
+            <w:r/>
+            <w:r>
+              <w:rPr>
+                <w:rFonts w:ascii="Times New Roman" w:hAnsi="Times New Roman" w:eastAsia="楷体"/>
+                <w:b w:val="0"/>
+                <w:color w:val="000000"/>
+                <w:sz w:val="18"/>
+              </w:rPr>
+              <w:t>4,011</w:t>
+            </w:r>
+          </w:p>
+        </w:tc>
+        <w:tc>
+          <w:tcPr>
+            <w:tcW w:type="dxa" w:w="1568"/>
+            <w:vAlign w:val="center"/>
+            <w:tcBorders>
+              <w:top w:val="single" w:sz="4" w:color="A6A6A6"/>
+              <w:left w:val="single" w:sz="4" w:color="A6A6A6"/>
+              <w:bottom w:val="single" w:sz="4" w:color="A6A6A6"/>
+              <w:right w:val="single" w:sz="4" w:color="A6A6A6"/>
+            </w:tcBorders>
+          </w:tcPr>
+          <w:p>
+            <w:pPr>
+              <w:spacing w:before="0" w:after="0" w:line="276" w:lineRule="auto"/>
+              <w:ind w:firstLine="0"/>
+              <w:jc w:val="center"/>
+            </w:pPr>
+            <w:r/>
+            <w:r>
+              <w:rPr>
+                <w:rFonts w:ascii="Times New Roman" w:hAnsi="Times New Roman" w:eastAsia="楷体"/>
+                <w:b w:val="0"/>
+                <w:color w:val="000000"/>
+                <w:sz w:val="18"/>
+              </w:rPr>
+              <w:t>0.43%</w:t>
+            </w:r>
+          </w:p>
+        </w:tc>
+        <w:tc>
+          <w:tcPr>
+            <w:tcW w:type="dxa" w:w="1568"/>
+            <w:vAlign w:val="center"/>
+            <w:tcBorders>
+              <w:top w:val="single" w:sz="4" w:color="A6A6A6"/>
+              <w:left w:val="single" w:sz="4" w:color="A6A6A6"/>
+              <w:bottom w:val="single" w:sz="4" w:color="A6A6A6"/>
+              <w:right w:val="single" w:sz="4" w:color="A6A6A6"/>
+            </w:tcBorders>
+          </w:tcPr>
+          <w:p>
+            <w:pPr>
+              <w:spacing w:before="0" w:after="0" w:line="276" w:lineRule="auto"/>
+              <w:ind w:firstLine="0"/>
+              <w:jc w:val="center"/>
+            </w:pPr>
+            <w:r/>
+            <w:r>
+              <w:rPr>
+                <w:rFonts w:ascii="Times New Roman" w:hAnsi="Times New Roman" w:eastAsia="楷体"/>
+                <w:b w:val="0"/>
+                <w:color w:val="000000"/>
+                <w:sz w:val="18"/>
+              </w:rPr>
+              <w:t>882.82</w:t>
+            </w:r>
+          </w:p>
+        </w:tc>
+      </w:tr>
+      <w:tr>
+        <w:tc>
+          <w:tcPr>
+            <w:tcW w:type="dxa" w:w="1568"/>
+            <w:vAlign w:val="center"/>
+            <w:tcBorders>
+              <w:top w:val="single" w:sz="4" w:color="A6A6A6"/>
+              <w:left w:val="single" w:sz="4" w:color="A6A6A6"/>
+              <w:bottom w:val="single" w:sz="4" w:color="A6A6A6"/>
+              <w:right w:val="single" w:sz="4" w:color="A6A6A6"/>
+            </w:tcBorders>
+          </w:tcPr>
+          <w:p>
+            <w:pPr>
+              <w:spacing w:before="0" w:after="0" w:line="276" w:lineRule="auto"/>
+              <w:ind w:firstLine="0"/>
+              <w:jc w:val="left"/>
+            </w:pPr>
+            <w:r/>
+            <w:r>
+              <w:rPr>
+                <w:rFonts w:ascii="Times New Roman" w:hAnsi="Times New Roman" w:eastAsia="楷体"/>
+                <w:b w:val="0"/>
+                <w:color w:val="000000"/>
+                <w:sz w:val="18"/>
+              </w:rPr>
+              <w:t>2024</w:t>
+            </w:r>
+          </w:p>
+        </w:tc>
+        <w:tc>
+          <w:tcPr>
+            <w:tcW w:type="dxa" w:w="1568"/>
+            <w:vAlign w:val="center"/>
+            <w:tcBorders>
+              <w:top w:val="single" w:sz="4" w:color="A6A6A6"/>
+              <w:left w:val="single" w:sz="4" w:color="A6A6A6"/>
+              <w:bottom w:val="single" w:sz="4" w:color="A6A6A6"/>
+              <w:right w:val="single" w:sz="4" w:color="A6A6A6"/>
+            </w:tcBorders>
+          </w:tcPr>
+          <w:p>
+            <w:pPr>
+              <w:spacing w:before="0" w:after="0" w:line="276" w:lineRule="auto"/>
+              <w:ind w:firstLine="0"/>
+              <w:jc w:val="center"/>
+            </w:pPr>
+            <w:r/>
+            <w:r>
+              <w:rPr>
+                <w:rFonts w:ascii="Times New Roman" w:hAnsi="Times New Roman" w:eastAsia="楷体"/>
+                <w:b w:val="0"/>
+                <w:color w:val="000000"/>
+                <w:sz w:val="18"/>
+              </w:rPr>
+              <w:t>309</w:t>
+            </w:r>
+          </w:p>
+        </w:tc>
+        <w:tc>
+          <w:tcPr>
+            <w:tcW w:type="dxa" w:w="1568"/>
+            <w:vAlign w:val="center"/>
+            <w:tcBorders>
+              <w:top w:val="single" w:sz="4" w:color="A6A6A6"/>
+              <w:left w:val="single" w:sz="4" w:color="A6A6A6"/>
+              <w:bottom w:val="single" w:sz="4" w:color="A6A6A6"/>
+              <w:right w:val="single" w:sz="4" w:color="A6A6A6"/>
+            </w:tcBorders>
+          </w:tcPr>
+          <w:p>
+            <w:pPr>
+              <w:spacing w:before="0" w:after="0" w:line="276" w:lineRule="auto"/>
+              <w:ind w:firstLine="0"/>
+              <w:jc w:val="center"/>
+            </w:pPr>
+            <w:r/>
+            <w:r>
+              <w:rPr>
+                <w:rFonts w:ascii="Times New Roman" w:hAnsi="Times New Roman" w:eastAsia="楷体"/>
+                <w:b w:val="0"/>
+                <w:color w:val="000000"/>
+                <w:sz w:val="18"/>
+              </w:rPr>
+              <w:t>1,892.30</w:t>
+            </w:r>
+          </w:p>
+        </w:tc>
+        <w:tc>
+          <w:tcPr>
+            <w:tcW w:type="dxa" w:w="1568"/>
+            <w:vAlign w:val="center"/>
+            <w:tcBorders>
+              <w:top w:val="single" w:sz="4" w:color="A6A6A6"/>
+              <w:left w:val="single" w:sz="4" w:color="A6A6A6"/>
+              <w:bottom w:val="single" w:sz="4" w:color="A6A6A6"/>
+              <w:right w:val="single" w:sz="4" w:color="A6A6A6"/>
+            </w:tcBorders>
+          </w:tcPr>
+          <w:p>
+            <w:pPr>
+              <w:spacing w:before="0" w:after="0" w:line="276" w:lineRule="auto"/>
+              <w:ind w:firstLine="0"/>
+              <w:jc w:val="center"/>
+            </w:pPr>
+            <w:r/>
+            <w:r>
+              <w:rPr>
+                <w:rFonts w:ascii="Times New Roman" w:hAnsi="Times New Roman" w:eastAsia="楷体"/>
+                <w:b w:val="0"/>
+                <w:color w:val="000000"/>
+                <w:sz w:val="18"/>
+              </w:rPr>
+              <w:t>3,212</w:t>
+            </w:r>
+          </w:p>
+        </w:tc>
+        <w:tc>
+          <w:tcPr>
+            <w:tcW w:type="dxa" w:w="1568"/>
+            <w:vAlign w:val="center"/>
+            <w:tcBorders>
+              <w:top w:val="single" w:sz="4" w:color="A6A6A6"/>
+              <w:left w:val="single" w:sz="4" w:color="A6A6A6"/>
+              <w:bottom w:val="single" w:sz="4" w:color="A6A6A6"/>
+              <w:right w:val="single" w:sz="4" w:color="A6A6A6"/>
+            </w:tcBorders>
+          </w:tcPr>
+          <w:p>
+            <w:pPr>
+              <w:spacing w:before="0" w:after="0" w:line="276" w:lineRule="auto"/>
+              <w:ind w:firstLine="0"/>
+              <w:jc w:val="center"/>
+            </w:pPr>
+            <w:r/>
+            <w:r>
+              <w:rPr>
+                <w:rFonts w:ascii="Times New Roman" w:hAnsi="Times New Roman" w:eastAsia="楷体"/>
+                <w:b w:val="0"/>
+                <w:color w:val="000000"/>
+                <w:sz w:val="18"/>
+              </w:rPr>
+              <w:t>0.15%</w:t>
+            </w:r>
+          </w:p>
+        </w:tc>
+        <w:tc>
+          <w:tcPr>
+            <w:tcW w:type="dxa" w:w="1568"/>
+            <w:vAlign w:val="center"/>
+            <w:tcBorders>
+              <w:top w:val="single" w:sz="4" w:color="A6A6A6"/>
+              <w:left w:val="single" w:sz="4" w:color="A6A6A6"/>
+              <w:bottom w:val="single" w:sz="4" w:color="A6A6A6"/>
+              <w:right w:val="single" w:sz="4" w:color="A6A6A6"/>
+            </w:tcBorders>
+          </w:tcPr>
+          <w:p>
+            <w:pPr>
+              <w:spacing w:before="0" w:after="0" w:line="276" w:lineRule="auto"/>
+              <w:ind w:firstLine="0"/>
+              <w:jc w:val="center"/>
+            </w:pPr>
+            <w:r/>
+            <w:r>
+              <w:rPr>
+                <w:rFonts w:ascii="Times New Roman" w:hAnsi="Times New Roman" w:eastAsia="楷体"/>
+                <w:b w:val="0"/>
+                <w:color w:val="000000"/>
+                <w:sz w:val="18"/>
+              </w:rPr>
+              <w:t>607.79</w:t>
+            </w:r>
+          </w:p>
+        </w:tc>
+      </w:tr>
+      <w:tr>
+        <w:tc>
+          <w:tcPr>
+            <w:tcW w:type="dxa" w:w="1568"/>
+            <w:vAlign w:val="center"/>
+            <w:tcBorders>
+              <w:top w:val="single" w:sz="4" w:color="A6A6A6"/>
+              <w:left w:val="single" w:sz="4" w:color="A6A6A6"/>
+              <w:bottom w:val="single" w:sz="4" w:color="A6A6A6"/>
+              <w:right w:val="single" w:sz="4" w:color="A6A6A6"/>
+            </w:tcBorders>
+          </w:tcPr>
+          <w:p>
+            <w:pPr>
+              <w:spacing w:before="0" w:after="0" w:line="276" w:lineRule="auto"/>
+              <w:ind w:firstLine="0"/>
+              <w:jc w:val="left"/>
+            </w:pPr>
+            <w:r/>
+            <w:r>
+              <w:rPr>
+                <w:rFonts w:ascii="Times New Roman" w:hAnsi="Times New Roman" w:eastAsia="楷体"/>
+                <w:b w:val="0"/>
+                <w:color w:val="000000"/>
+                <w:sz w:val="18"/>
+              </w:rPr>
+              <w:t>2025</w:t>
+            </w:r>
+          </w:p>
+        </w:tc>
+        <w:tc>
+          <w:tcPr>
+            <w:tcW w:type="dxa" w:w="1568"/>
+            <w:vAlign w:val="center"/>
+            <w:tcBorders>
+              <w:top w:val="single" w:sz="4" w:color="A6A6A6"/>
+              <w:left w:val="single" w:sz="4" w:color="A6A6A6"/>
+              <w:bottom w:val="single" w:sz="4" w:color="A6A6A6"/>
+              <w:right w:val="single" w:sz="4" w:color="A6A6A6"/>
+            </w:tcBorders>
+          </w:tcPr>
+          <w:p>
+            <w:pPr>
+              <w:spacing w:before="0" w:after="0" w:line="276" w:lineRule="auto"/>
+              <w:ind w:firstLine="0"/>
+              <w:jc w:val="center"/>
+            </w:pPr>
+            <w:r/>
+            <w:r>
+              <w:rPr>
+                <w:rFonts w:ascii="Times New Roman" w:hAnsi="Times New Roman" w:eastAsia="楷体"/>
+                <w:b w:val="0"/>
+                <w:color w:val="000000"/>
+                <w:sz w:val="18"/>
+              </w:rPr>
+              <w:t>283</w:t>
+            </w:r>
+          </w:p>
+        </w:tc>
+        <w:tc>
+          <w:tcPr>
+            <w:tcW w:type="dxa" w:w="1568"/>
+            <w:vAlign w:val="center"/>
+            <w:tcBorders>
+              <w:top w:val="single" w:sz="4" w:color="A6A6A6"/>
+              <w:left w:val="single" w:sz="4" w:color="A6A6A6"/>
+              <w:bottom w:val="single" w:sz="4" w:color="A6A6A6"/>
+              <w:right w:val="single" w:sz="4" w:color="A6A6A6"/>
+            </w:tcBorders>
+          </w:tcPr>
+          <w:p>
+            <w:pPr>
+              <w:spacing w:before="0" w:after="0" w:line="276" w:lineRule="auto"/>
+              <w:ind w:firstLine="0"/>
+              <w:jc w:val="center"/>
+            </w:pPr>
+            <w:r/>
+            <w:r>
+              <w:rPr>
+                <w:rFonts w:ascii="Times New Roman" w:hAnsi="Times New Roman" w:eastAsia="楷体"/>
+                <w:b w:val="0"/>
+                <w:color w:val="000000"/>
+                <w:sz w:val="18"/>
+              </w:rPr>
+              <w:t>1,628.94</w:t>
+            </w:r>
+          </w:p>
+        </w:tc>
+        <w:tc>
+          <w:tcPr>
+            <w:tcW w:type="dxa" w:w="1568"/>
+            <w:vAlign w:val="center"/>
+            <w:tcBorders>
+              <w:top w:val="single" w:sz="4" w:color="A6A6A6"/>
+              <w:left w:val="single" w:sz="4" w:color="A6A6A6"/>
+              <w:bottom w:val="single" w:sz="4" w:color="A6A6A6"/>
+              <w:right w:val="single" w:sz="4" w:color="A6A6A6"/>
+            </w:tcBorders>
+          </w:tcPr>
+          <w:p>
+            <w:pPr>
+              <w:spacing w:before="0" w:after="0" w:line="276" w:lineRule="auto"/>
+              <w:ind w:firstLine="0"/>
+              <w:jc w:val="center"/>
+            </w:pPr>
+            <w:r/>
+            <w:r>
+              <w:rPr>
+                <w:rFonts w:ascii="Times New Roman" w:hAnsi="Times New Roman" w:eastAsia="楷体"/>
+                <w:b w:val="0"/>
+                <w:color w:val="000000"/>
+                <w:sz w:val="18"/>
+              </w:rPr>
+              <w:t>3,244</w:t>
+            </w:r>
+          </w:p>
+        </w:tc>
+        <w:tc>
+          <w:tcPr>
+            <w:tcW w:type="dxa" w:w="1568"/>
+            <w:vAlign w:val="center"/>
+            <w:tcBorders>
+              <w:top w:val="single" w:sz="4" w:color="A6A6A6"/>
+              <w:left w:val="single" w:sz="4" w:color="A6A6A6"/>
+              <w:bottom w:val="single" w:sz="4" w:color="A6A6A6"/>
+              <w:right w:val="single" w:sz="4" w:color="A6A6A6"/>
+            </w:tcBorders>
+          </w:tcPr>
+          <w:p>
+            <w:pPr>
+              <w:spacing w:before="0" w:after="0" w:line="276" w:lineRule="auto"/>
+              <w:ind w:firstLine="0"/>
+              <w:jc w:val="center"/>
+            </w:pPr>
+            <w:r/>
+            <w:r>
+              <w:rPr>
+                <w:rFonts w:ascii="Times New Roman" w:hAnsi="Times New Roman" w:eastAsia="楷体"/>
+                <w:b w:val="0"/>
+                <w:color w:val="000000"/>
+                <w:sz w:val="18"/>
+              </w:rPr>
+              <w:t>0.40%</w:t>
+            </w:r>
+          </w:p>
+        </w:tc>
+        <w:tc>
+          <w:tcPr>
+            <w:tcW w:type="dxa" w:w="1568"/>
+            <w:vAlign w:val="center"/>
+            <w:tcBorders>
+              <w:top w:val="single" w:sz="4" w:color="A6A6A6"/>
+              <w:left w:val="single" w:sz="4" w:color="A6A6A6"/>
+              <w:bottom w:val="single" w:sz="4" w:color="A6A6A6"/>
+              <w:right w:val="single" w:sz="4" w:color="A6A6A6"/>
+            </w:tcBorders>
+          </w:tcPr>
+          <w:p>
+            <w:pPr>
+              <w:spacing w:before="0" w:after="0" w:line="276" w:lineRule="auto"/>
+              <w:ind w:firstLine="0"/>
+              <w:jc w:val="center"/>
+            </w:pPr>
+            <w:r/>
+            <w:r>
+              <w:rPr>
+                <w:rFonts w:ascii="Times New Roman" w:hAnsi="Times New Roman" w:eastAsia="楷体"/>
+                <w:b w:val="0"/>
+                <w:color w:val="000000"/>
+                <w:sz w:val="18"/>
+              </w:rPr>
+              <w:t>528.47</w:t>
+            </w:r>
+          </w:p>
+        </w:tc>
+      </w:tr>
+      <w:tr>
+        <w:tc>
+          <w:tcPr>
+            <w:tcW w:type="dxa" w:w="1568"/>
+            <w:vAlign w:val="center"/>
+            <w:tcBorders>
+              <w:top w:val="single" w:sz="4" w:color="A6A6A6"/>
+              <w:left w:val="single" w:sz="4" w:color="A6A6A6"/>
+              <w:bottom w:val="single" w:sz="4" w:color="A6A6A6"/>
+              <w:right w:val="single" w:sz="4" w:color="A6A6A6"/>
+            </w:tcBorders>
+          </w:tcPr>
+          <w:p>
+            <w:pPr>
+              <w:spacing w:before="0" w:after="0" w:line="276" w:lineRule="auto"/>
+              <w:ind w:firstLine="0"/>
+              <w:jc w:val="left"/>
+            </w:pPr>
+            <w:r/>
+            <w:r>
+              <w:rPr>
+                <w:rFonts w:ascii="Times New Roman" w:hAnsi="Times New Roman" w:eastAsia="楷体"/>
+                <w:b w:val="0"/>
+                <w:color w:val="000000"/>
+                <w:sz w:val="18"/>
+              </w:rPr>
+              <w:t>2026年1-4月</w:t>
+            </w:r>
+          </w:p>
+        </w:tc>
+        <w:tc>
+          <w:tcPr>
+            <w:tcW w:type="dxa" w:w="1568"/>
+            <w:vAlign w:val="center"/>
+            <w:tcBorders>
+              <w:top w:val="single" w:sz="4" w:color="A6A6A6"/>
+              <w:left w:val="single" w:sz="4" w:color="A6A6A6"/>
+              <w:bottom w:val="single" w:sz="4" w:color="A6A6A6"/>
+              <w:right w:val="single" w:sz="4" w:color="A6A6A6"/>
+            </w:tcBorders>
+          </w:tcPr>
+          <w:p>
+            <w:pPr>
+              <w:spacing w:before="0" w:after="0" w:line="276" w:lineRule="auto"/>
+              <w:ind w:firstLine="0"/>
+              <w:jc w:val="center"/>
+            </w:pPr>
+            <w:r/>
+            <w:r>
+              <w:rPr>
+                <w:rFonts w:ascii="Times New Roman" w:hAnsi="Times New Roman" w:eastAsia="楷体"/>
+                <w:b w:val="0"/>
+                <w:color w:val="000000"/>
+                <w:sz w:val="18"/>
+              </w:rPr>
+              <w:t>72</w:t>
+            </w:r>
+          </w:p>
+        </w:tc>
+        <w:tc>
+          <w:tcPr>
+            <w:tcW w:type="dxa" w:w="1568"/>
+            <w:vAlign w:val="center"/>
+            <w:tcBorders>
+              <w:top w:val="single" w:sz="4" w:color="A6A6A6"/>
+              <w:left w:val="single" w:sz="4" w:color="A6A6A6"/>
+              <w:bottom w:val="single" w:sz="4" w:color="A6A6A6"/>
+              <w:right w:val="single" w:sz="4" w:color="A6A6A6"/>
+            </w:tcBorders>
+          </w:tcPr>
+          <w:p>
+            <w:pPr>
+              <w:spacing w:before="0" w:after="0" w:line="276" w:lineRule="auto"/>
+              <w:ind w:firstLine="0"/>
+              <w:jc w:val="center"/>
+            </w:pPr>
+            <w:r/>
+            <w:r>
+              <w:rPr>
+                <w:rFonts w:ascii="Times New Roman" w:hAnsi="Times New Roman" w:eastAsia="楷体"/>
+                <w:b w:val="0"/>
+                <w:color w:val="000000"/>
+                <w:sz w:val="18"/>
+              </w:rPr>
+              <w:t>364.17</w:t>
+            </w:r>
+          </w:p>
+        </w:tc>
+        <w:tc>
+          <w:tcPr>
+            <w:tcW w:type="dxa" w:w="1568"/>
+            <w:vAlign w:val="center"/>
+            <w:tcBorders>
+              <w:top w:val="single" w:sz="4" w:color="A6A6A6"/>
+              <w:left w:val="single" w:sz="4" w:color="A6A6A6"/>
+              <w:bottom w:val="single" w:sz="4" w:color="A6A6A6"/>
+              <w:right w:val="single" w:sz="4" w:color="A6A6A6"/>
+            </w:tcBorders>
+          </w:tcPr>
+          <w:p>
+            <w:pPr>
+              <w:spacing w:before="0" w:after="0" w:line="276" w:lineRule="auto"/>
+              <w:ind w:firstLine="0"/>
+              <w:jc w:val="center"/>
+            </w:pPr>
+            <w:r/>
+            <w:r>
+              <w:rPr>
+                <w:rFonts w:ascii="Times New Roman" w:hAnsi="Times New Roman" w:eastAsia="楷体"/>
+                <w:b w:val="0"/>
+                <w:color w:val="000000"/>
+                <w:sz w:val="18"/>
+              </w:rPr>
+              <w:t>—</w:t>
+            </w:r>
+          </w:p>
+        </w:tc>
+        <w:tc>
+          <w:tcPr>
+            <w:tcW w:type="dxa" w:w="1568"/>
+            <w:vAlign w:val="center"/>
+            <w:tcBorders>
+              <w:top w:val="single" w:sz="4" w:color="A6A6A6"/>
+              <w:left w:val="single" w:sz="4" w:color="A6A6A6"/>
+              <w:bottom w:val="single" w:sz="4" w:color="A6A6A6"/>
+              <w:right w:val="single" w:sz="4" w:color="A6A6A6"/>
+            </w:tcBorders>
+          </w:tcPr>
+          <w:p>
+            <w:pPr>
+              <w:spacing w:before="0" w:after="0" w:line="276" w:lineRule="auto"/>
+              <w:ind w:firstLine="0"/>
+              <w:jc w:val="center"/>
+            </w:pPr>
+            <w:r/>
+            <w:r>
+              <w:rPr>
+                <w:rFonts w:ascii="Times New Roman" w:hAnsi="Times New Roman" w:eastAsia="楷体"/>
+                <w:b w:val="0"/>
+                <w:color w:val="000000"/>
+                <w:sz w:val="18"/>
+              </w:rPr>
+              <w:t>—</w:t>
+            </w:r>
+          </w:p>
+        </w:tc>
+        <w:tc>
+          <w:tcPr>
+            <w:tcW w:type="dxa" w:w="1568"/>
+            <w:vAlign w:val="center"/>
+            <w:tcBorders>
+              <w:top w:val="single" w:sz="4" w:color="A6A6A6"/>
+              <w:left w:val="single" w:sz="4" w:color="A6A6A6"/>
+              <w:bottom w:val="single" w:sz="4" w:color="A6A6A6"/>
+              <w:right w:val="single" w:sz="4" w:color="A6A6A6"/>
+            </w:tcBorders>
+          </w:tcPr>
+          <w:p>
+            <w:pPr>
+              <w:spacing w:before="0" w:after="0" w:line="276" w:lineRule="auto"/>
+              <w:ind w:firstLine="0"/>
+              <w:jc w:val="center"/>
+            </w:pPr>
+            <w:r/>
+            <w:r>
+              <w:rPr>
+                <w:rFonts w:ascii="Times New Roman" w:hAnsi="Times New Roman" w:eastAsia="楷体"/>
+                <w:b w:val="0"/>
+                <w:color w:val="000000"/>
+                <w:sz w:val="18"/>
+              </w:rPr>
+              <w:t>93.91</w:t>
+            </w:r>
+          </w:p>
+        </w:tc>
+      </w:tr>
+    </w:tbl>
+    <w:p>
+      <w:pPr>
+        <w:spacing w:before="0" w:after="80" w:line="360" w:lineRule="auto"/>
+        <w:ind w:firstLine="0"/>
+      </w:pPr>
+      <w:r>
+        <w:rPr>
+          <w:rFonts w:ascii="Times New Roman" w:hAnsi="Times New Roman" w:eastAsia="楷体"/>
+          <w:b w:val="0"/>
+          <w:color w:val="000000"/>
+          <w:sz w:val="19"/>
+        </w:rPr>
+        <w:t>资料来源:中指数据库,风控信评部整理</w:t>
       </w:r>
     </w:p>
     <w:p>
@@ -4388,7 +5877,7 @@
           <w:color w:val="000000"/>
           <w:sz w:val="21"/>
         </w:rPr>
-        <w:t>政府债务方面，2023、2024、2025年末兴安盟地方政府债务余额分别为433.49亿元、469.75亿元、513.90亿元，2025年末债务限额535.00亿元，债务余额控制在限额以内；城投有息债务2025年末估算余额36.58亿元。债务率指标看，2025年末政府债务率1035.13%、城投债务率73.68%、宽口径债务率1108.81%。</w:t>
+        <w:t>从房地产销售看，2021-2025年无锡市商品住宅成交面积由641.56万㎡变动至166.86万㎡、累计下降74.0%；新房均价2025年为22,891元/㎡、较2022年高点(24,092元/㎡)累计下跌4.99%；2025年去化周期37.12个月。二手房市场仍处于深度调整，据中指冰山指数(最低挂牌价口径)，无锡二手房挂牌价较2018年7月高点累计下跌39.19%，2023年累计跌幅-10.13%、2024年累计跌幅-12.82%、2025年累计跌幅-16.36%。</w:t>
       </w:r>
     </w:p>
     <w:p>
@@ -4403,7 +5892,22 @@
           <w:color w:val="000000"/>
           <w:sz w:val="21"/>
         </w:rPr>
-        <w:t>综合来看，兴安盟财政基本盘总体稳健，但土地财政收缩与债务规模扩张是当前主要压力线；我们预计宽口径债务率短期内将维持偏高水平，需重点关注后续化债进展、土地市场企稳情况以及融资平台合规整改对城投再融资能力的影响。</w:t>
+        <w:t>政府债务方面，2023、2024、2025年末无锡市地方政府债务余额分别为2,171.37亿元、2,609.72亿元、3,317.55亿元，两年累计增长52.79%，主要源于地方专项债加快发行及置换债集中落地；2025年末债务限额3,340.50亿元，债务余额控制在限额以内。城投有息债务方面，2025年末估算余额为8,411.47亿元、规模在全国地级市中位居前列，较2023年末增长9.48%。债务率指标看，2025年末无锡市政府债务率175.36%、城投债务率444.61%、宽口径债务率619.97%，较2023年末抬升186.08个百分点，显著高于公认的300%偏高临界线、在全国主要城市中处于较高水平。值得注意的是，政府性基金收入下滑是债务率分母端走低的重要因素，叠加债务规模快速扩张，对债务率指标形成放大效应。</w:t>
+      </w:r>
+    </w:p>
+    <w:p>
+      <w:pPr>
+        <w:spacing w:before="0" w:after="60" w:line="360" w:lineRule="auto"/>
+        <w:ind w:firstLine="420"/>
+      </w:pPr>
+      <w:r>
+        <w:rPr>
+          <w:rFonts w:ascii="Times New Roman" w:hAnsi="Times New Roman" w:eastAsia="楷体"/>
+          <w:b w:val="0"/>
+          <w:color w:val="000000"/>
+          <w:sz w:val="21"/>
+        </w:rPr>
+        <w:t>综合来看，无锡市经济质量高、人均富裕，区域信用环境稳健。我们预计宽口径债务率短期内将维持高位，需重点关注后续化债进展、土地市场企稳情况以及融资平台合规整改对城投平台再融资能力的影响。</w:t>
       </w:r>
     </w:p>
     <w:sectPr>
